--- a/dist/library/downloads/pri-tzaddik-rosh-chodesh-manuscript-annotated.docx
+++ b/dist/library/downloads/pri-tzaddik-rosh-chodesh-manuscript-annotated.docx
@@ -147,15 +147,21 @@
           <w:b w:val="0"/>
           <w:sz w:val="19"/>
           <w:rtl w:val="1"/>
+          <w:szCs w:val="19"/>
+          <w:bCs w:val="0"/>
+          <w:lang w:val="he-IL" w:bidi="he-IL"/>
         </w:rPr>
         <w:t xml:space="preserve">קִדּוּשׁ הַחֹדֶשׁ הִיא מִצְוָה רִאשׁוֹנָה שֶׁנִּתְּנָה לְיִשְׂרָאֵל בְּמִצְרַיִם, </w:t>
       </w:r>
       <w:r>
         <w:rPr>
           <w:rFonts w:ascii="Times New Roman" w:hAnsi="Times New Roman" w:eastAsia="Times New Roman" w:cs="Times New Roman"/>
-          <w:b/>
+          <w:b w:val="1"/>
           <w:sz w:val="19"/>
           <w:rtl w:val="0"/>
+          <w:szCs w:val="19"/>
+          <w:bCs w:val="1"/>
+          <w:lang w:val="en-US"/>
         </w:rPr>
         <w:t xml:space="preserve">Sanctification of the New Moon is the first commandment given to Israel in Egypt, </w:t>
       </w:r>
@@ -183,15 +189,21 @@
           <w:b w:val="0"/>
           <w:sz w:val="19"/>
           <w:rtl w:val="1"/>
+          <w:szCs w:val="19"/>
+          <w:bCs w:val="0"/>
+          <w:lang w:val="he-IL" w:bidi="he-IL"/>
         </w:rPr>
         <w:t xml:space="preserve">וְלֹא נֶאֶמְרָה לָהֶם רַק לְמֹשֶׁה וּלְאַהֲרֹן, </w:t>
       </w:r>
       <w:r>
         <w:rPr>
           <w:rFonts w:ascii="Times New Roman" w:hAnsi="Times New Roman" w:eastAsia="Times New Roman" w:cs="Times New Roman"/>
-          <w:b/>
+          <w:b w:val="1"/>
           <w:sz w:val="19"/>
           <w:rtl w:val="0"/>
+          <w:szCs w:val="19"/>
+          <w:bCs w:val="1"/>
+          <w:lang w:val="en-US"/>
         </w:rPr>
         <w:t xml:space="preserve">and it was not spoken directly to them, but only to Moses and Aaron, </w:t>
       </w:r>
@@ -204,15 +216,21 @@
           <w:b w:val="0"/>
           <w:sz w:val="19"/>
           <w:rtl w:val="1"/>
+          <w:szCs w:val="19"/>
+          <w:bCs w:val="0"/>
+          <w:lang w:val="he-IL" w:bidi="he-IL"/>
         </w:rPr>
         <w:t xml:space="preserve">וְלֹא אָמַר שֶׁיֹּאמְרוּ זֶה לְיִשְׂרָאֵל, </w:t>
       </w:r>
       <w:r>
         <w:rPr>
           <w:rFonts w:ascii="Times New Roman" w:hAnsi="Times New Roman" w:eastAsia="Times New Roman" w:cs="Times New Roman"/>
-          <w:b/>
+          <w:b w:val="1"/>
           <w:sz w:val="19"/>
           <w:rtl w:val="0"/>
+          <w:szCs w:val="19"/>
+          <w:bCs w:val="1"/>
+          <w:lang w:val="en-US"/>
         </w:rPr>
         <w:t xml:space="preserve">and He did not state that they should say this to all Israel; </w:t>
       </w:r>
@@ -225,15 +243,21 @@
           <w:b w:val="0"/>
           <w:sz w:val="19"/>
           <w:rtl w:val="1"/>
+          <w:szCs w:val="19"/>
+          <w:bCs w:val="0"/>
+          <w:lang w:val="he-IL" w:bidi="he-IL"/>
         </w:rPr>
         <w:t xml:space="preserve">אֲבָל מִכָּל מָקוֹם "הַחֹדֶשׁ הַזֶּה לָכֶם" – </w:t>
       </w:r>
       <w:r>
         <w:rPr>
           <w:rFonts w:ascii="Times New Roman" w:hAnsi="Times New Roman" w:eastAsia="Times New Roman" w:cs="Times New Roman"/>
-          <w:b/>
+          <w:b w:val="1"/>
           <w:sz w:val="19"/>
           <w:rtl w:val="0"/>
+          <w:szCs w:val="19"/>
+          <w:bCs w:val="1"/>
+          <w:lang w:val="en-US"/>
         </w:rPr>
         <w:t xml:space="preserve">nonetheless, 'This month shall be unto you'— </w:t>
       </w:r>
@@ -246,15 +270,21 @@
           <w:b w:val="0"/>
           <w:sz w:val="19"/>
           <w:rtl w:val="1"/>
+          <w:szCs w:val="19"/>
+          <w:bCs w:val="0"/>
+          <w:lang w:val="he-IL" w:bidi="he-IL"/>
         </w:rPr>
         <w:t xml:space="preserve">רְצוֹנוֹ לוֹמַר לְכָל יִשְׂרָאֵל, </w:t>
       </w:r>
       <w:r>
         <w:rPr>
           <w:rFonts w:ascii="Times New Roman" w:hAnsi="Times New Roman" w:eastAsia="Times New Roman" w:cs="Times New Roman"/>
-          <w:b/>
+          <w:b w:val="1"/>
           <w:sz w:val="19"/>
           <w:rtl w:val="0"/>
+          <w:szCs w:val="19"/>
+          <w:bCs w:val="1"/>
+          <w:lang w:val="en-US"/>
         </w:rPr>
         <w:t xml:space="preserve">means unto the whole of Israel, </w:t>
       </w:r>
@@ -267,15 +297,21 @@
           <w:b w:val="0"/>
           <w:sz w:val="19"/>
           <w:rtl w:val="1"/>
+          <w:szCs w:val="19"/>
+          <w:bCs w:val="0"/>
+          <w:lang w:val="he-IL" w:bidi="he-IL"/>
         </w:rPr>
         <w:t xml:space="preserve">וּכְמוֹ שֶׁנֶּאֱמַר בַּמִּדְרָשׁ רַבָּה (שְׁמוֹת פָּרָשָׁה טו): </w:t>
       </w:r>
       <w:r>
         <w:rPr>
           <w:rFonts w:ascii="Times New Roman" w:hAnsi="Times New Roman" w:eastAsia="Times New Roman" w:cs="Times New Roman"/>
-          <w:b/>
+          <w:b w:val="1"/>
           <w:sz w:val="19"/>
           <w:rtl w:val="0"/>
+          <w:szCs w:val="19"/>
+          <w:bCs w:val="1"/>
+          <w:lang w:val="en-US"/>
         </w:rPr>
         <w:t xml:space="preserve">and as stated in the Midrash Rabbah (Shemot, Parashah 15): </w:t>
       </w:r>
@@ -288,15 +324,21 @@
           <w:b w:val="0"/>
           <w:sz w:val="19"/>
           <w:rtl w:val="1"/>
+          <w:szCs w:val="19"/>
+          <w:bCs w:val="0"/>
+          <w:lang w:val="he-IL" w:bidi="he-IL"/>
         </w:rPr>
         <w:t xml:space="preserve">"רֹאשׁ חֹדֶשׁ לָכֶם" וְכוּלֵי. </w:t>
       </w:r>
       <w:r>
         <w:rPr>
           <w:rFonts w:ascii="Times New Roman" w:hAnsi="Times New Roman" w:eastAsia="Times New Roman" w:cs="Times New Roman"/>
-          <w:b/>
+          <w:b w:val="1"/>
           <w:sz w:val="19"/>
           <w:rtl w:val="0"/>
+          <w:szCs w:val="19"/>
+          <w:bCs w:val="1"/>
+          <w:lang w:val="en-US"/>
         </w:rPr>
         <w:t xml:space="preserve">'The New Moon is unto you, etc.' </w:t>
       </w:r>
@@ -309,15 +351,21 @@
           <w:b w:val="0"/>
           <w:sz w:val="19"/>
           <w:rtl w:val="1"/>
+          <w:szCs w:val="19"/>
+          <w:bCs w:val="0"/>
+          <w:lang w:val="he-IL" w:bidi="he-IL"/>
         </w:rPr>
         <w:t xml:space="preserve">רַק הַקִּדּוּשׁ נִמְסַר לִגְדוֹלֵי יִשְׂרָאֵל לְבַד, </w:t>
       </w:r>
       <w:r>
         <w:rPr>
           <w:rFonts w:ascii="Times New Roman" w:hAnsi="Times New Roman" w:eastAsia="Times New Roman" w:cs="Times New Roman"/>
-          <w:b/>
+          <w:b w:val="1"/>
           <w:sz w:val="19"/>
           <w:rtl w:val="0"/>
+          <w:szCs w:val="19"/>
+          <w:bCs w:val="1"/>
+          <w:lang w:val="en-US"/>
         </w:rPr>
         <w:t xml:space="preserve">Only the formal sanctification was entrusted to the leaders of Israel alone, </w:t>
       </w:r>
@@ -345,15 +393,21 @@
           <w:b w:val="0"/>
           <w:sz w:val="19"/>
           <w:rtl w:val="1"/>
+          <w:szCs w:val="19"/>
+          <w:bCs w:val="0"/>
+          <w:lang w:val="he-IL" w:bidi="he-IL"/>
         </w:rPr>
         <w:t xml:space="preserve">וְאִם גְּדוֹל הַדּוֹר בְּחוּץ לָאָרֶץ שֶׁלֹּא הִנִּיחַ כְּמוֹתוֹ בְּאֶרֶץ יִשְׂרָאֵל </w:t>
       </w:r>
       <w:r>
         <w:rPr>
           <w:rFonts w:ascii="Times New Roman" w:hAnsi="Times New Roman" w:eastAsia="Times New Roman" w:cs="Times New Roman"/>
-          <w:b/>
+          <w:b w:val="1"/>
           <w:sz w:val="19"/>
           <w:rtl w:val="0"/>
+          <w:szCs w:val="19"/>
+          <w:bCs w:val="1"/>
+          <w:lang w:val="en-US"/>
         </w:rPr>
         <w:t xml:space="preserve">and if the preeminent authority of the generation is in the Diaspora, having left no equal in the Land of Israel, </w:t>
       </w:r>
@@ -366,15 +420,21 @@
           <w:b w:val="0"/>
           <w:sz w:val="19"/>
           <w:rtl w:val="1"/>
+          <w:szCs w:val="19"/>
+          <w:bCs w:val="0"/>
+          <w:lang w:val="he-IL" w:bidi="he-IL"/>
         </w:rPr>
         <w:t xml:space="preserve">מְקַדֵּשׁ וְקוֹבֵעַ שָׁם, </w:t>
       </w:r>
       <w:r>
         <w:rPr>
           <w:rFonts w:ascii="Times New Roman" w:hAnsi="Times New Roman" w:eastAsia="Times New Roman" w:cs="Times New Roman"/>
-          <w:b/>
+          <w:b w:val="1"/>
           <w:sz w:val="19"/>
           <w:rtl w:val="0"/>
+          <w:szCs w:val="19"/>
+          <w:bCs w:val="1"/>
+          <w:lang w:val="en-US"/>
         </w:rPr>
         <w:t xml:space="preserve">he sanctifies and fixes the month there, </w:t>
       </w:r>
@@ -387,15 +447,21 @@
           <w:b w:val="0"/>
           <w:sz w:val="19"/>
           <w:rtl w:val="1"/>
+          <w:szCs w:val="19"/>
+          <w:bCs w:val="0"/>
+          <w:lang w:val="he-IL" w:bidi="he-IL"/>
         </w:rPr>
         <w:t xml:space="preserve">כְּמוֹ שֶׁנֶּאֱמַר בְּרַבִּי עֲקִיבָא (בְּרָכוֹת סג.). </w:t>
       </w:r>
       <w:r>
         <w:rPr>
           <w:rFonts w:ascii="Times New Roman" w:hAnsi="Times New Roman" w:eastAsia="Times New Roman" w:cs="Times New Roman"/>
-          <w:b/>
+          <w:b w:val="1"/>
           <w:sz w:val="19"/>
           <w:rtl w:val="0"/>
+          <w:szCs w:val="19"/>
+          <w:bCs w:val="1"/>
+          <w:lang w:val="en-US"/>
         </w:rPr>
         <w:t xml:space="preserve">as is related regarding Rabbi Akiva (Berakhot 63a). </w:t>
       </w:r>
@@ -423,15 +489,21 @@
           <w:b w:val="0"/>
           <w:sz w:val="19"/>
           <w:rtl w:val="1"/>
+          <w:szCs w:val="19"/>
+          <w:bCs w:val="0"/>
+          <w:lang w:val="he-IL" w:bidi="he-IL"/>
         </w:rPr>
         <w:t xml:space="preserve">וְעַכְשָׁיו קוֹבְעִין עַל פִּי הַקִּדּוּשׁ שֶׁל הִלֵּל הָאַחֲרוֹן, כַּיָּדוּעַ. </w:t>
       </w:r>
       <w:r>
         <w:rPr>
           <w:rFonts w:ascii="Times New Roman" w:hAnsi="Times New Roman" w:eastAsia="Times New Roman" w:cs="Times New Roman"/>
-          <w:b/>
+          <w:b w:val="1"/>
           <w:sz w:val="19"/>
           <w:rtl w:val="0"/>
+          <w:szCs w:val="19"/>
+          <w:bCs w:val="1"/>
+          <w:lang w:val="en-US"/>
         </w:rPr>
         <w:t xml:space="preserve">And nowadays we establish it based upon the sanctified calendar of Hillel the Latter, as is known. </w:t>
       </w:r>
@@ -449,15 +521,21 @@
           <w:b w:val="0"/>
           <w:sz w:val="19"/>
           <w:rtl w:val="1"/>
+          <w:szCs w:val="19"/>
+          <w:bCs w:val="0"/>
+          <w:lang w:val="he-IL" w:bidi="he-IL"/>
         </w:rPr>
         <w:t xml:space="preserve">וְהַיְינוּ כְּמוֹ שֶׁנֶּאֱמַר בַּמִּדְרָשׁ שָׁם: </w:t>
       </w:r>
       <w:r>
         <w:rPr>
           <w:rFonts w:ascii="Times New Roman" w:hAnsi="Times New Roman" w:eastAsia="Times New Roman" w:cs="Times New Roman"/>
-          <w:b/>
+          <w:b w:val="1"/>
           <w:sz w:val="19"/>
           <w:rtl w:val="0"/>
+          <w:szCs w:val="19"/>
+          <w:bCs w:val="1"/>
+          <w:lang w:val="en-US"/>
         </w:rPr>
         <w:t xml:space="preserve">And this is just as is stated in the Midrash there: </w:t>
       </w:r>
@@ -470,15 +548,21 @@
           <w:b w:val="0"/>
           <w:sz w:val="19"/>
           <w:rtl w:val="1"/>
+          <w:szCs w:val="19"/>
+          <w:bCs w:val="0"/>
+          <w:lang w:val="he-IL" w:bidi="he-IL"/>
         </w:rPr>
         <w:t xml:space="preserve">כִּי הַשֵּׁם יִתְבָּרַךְ לֹא רָצָה לְקַדֵּשׁ </w:t>
       </w:r>
       <w:r>
         <w:rPr>
           <w:rFonts w:ascii="Times New Roman" w:hAnsi="Times New Roman" w:eastAsia="Times New Roman" w:cs="Times New Roman"/>
-          <w:b/>
+          <w:b w:val="1"/>
           <w:sz w:val="19"/>
           <w:rtl w:val="0"/>
+          <w:szCs w:val="19"/>
+          <w:bCs w:val="1"/>
+          <w:lang w:val="en-US"/>
         </w:rPr>
         <w:t xml:space="preserve">that Hashem did not desire to sanctify it Himself, </w:t>
       </w:r>
@@ -491,15 +575,21 @@
           <w:b w:val="0"/>
           <w:sz w:val="19"/>
           <w:rtl w:val="1"/>
+          <w:szCs w:val="19"/>
+          <w:bCs w:val="0"/>
+          <w:lang w:val="he-IL" w:bidi="he-IL"/>
         </w:rPr>
         <w:t xml:space="preserve">– דִּמְקַדֵּשׁ לְעַצְמוֹ – </w:t>
       </w:r>
       <w:r>
         <w:rPr>
           <w:rFonts w:ascii="Times New Roman" w:hAnsi="Times New Roman" w:eastAsia="Times New Roman" w:cs="Times New Roman"/>
-          <w:b/>
+          <w:b w:val="1"/>
           <w:sz w:val="19"/>
           <w:rtl w:val="0"/>
+          <w:szCs w:val="19"/>
+          <w:bCs w:val="1"/>
+          <w:lang w:val="en-US"/>
         </w:rPr>
         <w:t xml:space="preserve">—for that would be sanctifying for Himself— </w:t>
       </w:r>
@@ -512,15 +602,21 @@
           <w:b w:val="0"/>
           <w:sz w:val="19"/>
           <w:rtl w:val="1"/>
+          <w:szCs w:val="19"/>
+          <w:bCs w:val="0"/>
+          <w:lang w:val="he-IL" w:bidi="he-IL"/>
         </w:rPr>
         <w:t xml:space="preserve">רַק הוּא מְקַדֵּשׁ לְיִשְׂרָאֵל, </w:t>
       </w:r>
       <w:r>
         <w:rPr>
           <w:rFonts w:ascii="Times New Roman" w:hAnsi="Times New Roman" w:eastAsia="Times New Roman" w:cs="Times New Roman"/>
-          <w:b/>
+          <w:b w:val="1"/>
           <w:sz w:val="19"/>
           <w:rtl w:val="0"/>
+          <w:szCs w:val="19"/>
+          <w:bCs w:val="1"/>
+          <w:lang w:val="en-US"/>
         </w:rPr>
         <w:t xml:space="preserve">rather, He sanctifies Israel, </w:t>
       </w:r>
@@ -533,15 +629,21 @@
           <w:b w:val="0"/>
           <w:sz w:val="19"/>
           <w:rtl w:val="1"/>
+          <w:szCs w:val="19"/>
+          <w:bCs w:val="0"/>
+          <w:lang w:val="he-IL" w:bidi="he-IL"/>
         </w:rPr>
         <w:t xml:space="preserve">וְעַל יְדֵי שֶׁהֵם קְדוֹשִׁים </w:t>
       </w:r>
       <w:r>
         <w:rPr>
           <w:rFonts w:ascii="Times New Roman" w:hAnsi="Times New Roman" w:eastAsia="Times New Roman" w:cs="Times New Roman"/>
-          <w:b/>
+          <w:b w:val="1"/>
           <w:sz w:val="19"/>
           <w:rtl w:val="0"/>
+          <w:szCs w:val="19"/>
+          <w:bCs w:val="1"/>
+          <w:lang w:val="en-US"/>
         </w:rPr>
         <w:t xml:space="preserve">and by virtue of their being holy, </w:t>
       </w:r>
@@ -569,15 +671,21 @@
           <w:b w:val="0"/>
           <w:sz w:val="19"/>
           <w:rtl w:val="1"/>
+          <w:szCs w:val="19"/>
+          <w:bCs w:val="0"/>
+          <w:lang w:val="he-IL" w:bidi="he-IL"/>
         </w:rPr>
         <w:t xml:space="preserve">מַה שֶּׁהֵם מְקַדְּשִׁין הוּא מְקוּדָּשׁ, </w:t>
       </w:r>
       <w:r>
         <w:rPr>
           <w:rFonts w:ascii="Times New Roman" w:hAnsi="Times New Roman" w:eastAsia="Times New Roman" w:cs="Times New Roman"/>
-          <w:b/>
+          <w:b w:val="1"/>
           <w:sz w:val="19"/>
           <w:rtl w:val="0"/>
+          <w:szCs w:val="19"/>
+          <w:bCs w:val="1"/>
+          <w:lang w:val="en-US"/>
         </w:rPr>
         <w:t xml:space="preserve">whatever they sanctify becomes consecrated, </w:t>
       </w:r>
@@ -590,15 +698,21 @@
           <w:b w:val="0"/>
           <w:sz w:val="19"/>
           <w:rtl w:val="1"/>
+          <w:szCs w:val="19"/>
+          <w:bCs w:val="0"/>
+          <w:lang w:val="he-IL" w:bidi="he-IL"/>
         </w:rPr>
         <w:t xml:space="preserve">כְּמוֹ כְּלִי חוֹל שֶׁמַּכְנִיס לְתוֹכוֹ קֹדֶשׁ. </w:t>
       </w:r>
       <w:r>
         <w:rPr>
           <w:rFonts w:ascii="Times New Roman" w:hAnsi="Times New Roman" w:eastAsia="Times New Roman" w:cs="Times New Roman"/>
-          <w:b/>
+          <w:b w:val="1"/>
           <w:sz w:val="19"/>
           <w:rtl w:val="0"/>
+          <w:szCs w:val="19"/>
+          <w:bCs w:val="1"/>
+          <w:lang w:val="en-US"/>
         </w:rPr>
         <w:t xml:space="preserve">like a non-sacred vessel into which one places holy matter. </w:t>
       </w:r>
@@ -611,15 +725,21 @@
           <w:b w:val="0"/>
           <w:sz w:val="19"/>
           <w:rtl w:val="1"/>
+          <w:szCs w:val="19"/>
+          <w:bCs w:val="0"/>
+          <w:lang w:val="he-IL" w:bidi="he-IL"/>
         </w:rPr>
         <w:t xml:space="preserve">וְעַל כֵּן הֵם מְקַדְּשִׁים אוֹתוֹ, </w:t>
       </w:r>
       <w:r>
         <w:rPr>
           <w:rFonts w:ascii="Times New Roman" w:hAnsi="Times New Roman" w:eastAsia="Times New Roman" w:cs="Times New Roman"/>
-          <w:b/>
+          <w:b w:val="1"/>
           <w:sz w:val="19"/>
           <w:rtl w:val="0"/>
+          <w:szCs w:val="19"/>
+          <w:bCs w:val="1"/>
+          <w:lang w:val="en-US"/>
         </w:rPr>
         <w:t xml:space="preserve">Therefore they consecrate it, </w:t>
       </w:r>
@@ -632,15 +752,21 @@
           <w:b w:val="0"/>
           <w:sz w:val="19"/>
           <w:rtl w:val="1"/>
+          <w:szCs w:val="19"/>
+          <w:bCs w:val="0"/>
+          <w:lang w:val="he-IL" w:bidi="he-IL"/>
         </w:rPr>
         <w:t xml:space="preserve">כְּמוֹ שֶׁנֶּאֱמַר: "וִהְיִיתֶם לִי קְדֹשִׁים כִּי קָדוֹשׁ אָנִי", </w:t>
       </w:r>
       <w:r>
         <w:rPr>
           <w:rFonts w:ascii="Times New Roman" w:hAnsi="Times New Roman" w:eastAsia="Times New Roman" w:cs="Times New Roman"/>
-          <w:b/>
+          <w:b w:val="1"/>
           <w:sz w:val="19"/>
           <w:rtl w:val="0"/>
+          <w:szCs w:val="19"/>
+          <w:bCs w:val="1"/>
+          <w:lang w:val="en-US"/>
         </w:rPr>
         <w:t xml:space="preserve">as is stated: 'And you shall be holy unto Me, for I am holy,' </w:t>
       </w:r>
@@ -668,17 +794,23 @@
           <w:b w:val="0"/>
           <w:sz w:val="19"/>
           <w:rtl w:val="1"/>
+          <w:szCs w:val="19"/>
+          <w:bCs w:val="0"/>
+          <w:lang w:val="he-IL" w:bidi="he-IL"/>
         </w:rPr>
         <w:t xml:space="preserve">עַיֵּין שָׁם בְּמַתְּנוֹת כְּהֻנָּה דָּחוּק. </w:t>
       </w:r>
       <w:r>
         <w:rPr>
           <w:rFonts w:ascii="Times New Roman" w:hAnsi="Times New Roman" w:eastAsia="Times New Roman" w:cs="Times New Roman"/>
-          <w:b/>
+          <w:b w:val="1"/>
           <w:sz w:val="19"/>
           <w:rtl w:val="0"/>
-        </w:rPr>
-        <w:t xml:space="preserve">see there in the commentary Matnot Kehunah, who is pressed. </w:t>
+          <w:szCs w:val="19"/>
+          <w:bCs w:val="1"/>
+          <w:lang w:val="en-US"/>
+        </w:rPr>
+        <w:t xml:space="preserve">See the Matnot Kehunah there; its explanation is strained. </w:t>
       </w:r>
       <w:r>
         <w:t xml:space="preserve">  </w:t>
@@ -689,15 +821,21 @@
           <w:b w:val="0"/>
           <w:sz w:val="19"/>
           <w:rtl w:val="1"/>
+          <w:szCs w:val="19"/>
+          <w:bCs w:val="0"/>
+          <w:lang w:val="he-IL" w:bidi="he-IL"/>
         </w:rPr>
         <w:t xml:space="preserve">וְנִרְאֶה דִּרְצוֹנוֹ לוֹמַר </w:t>
       </w:r>
       <w:r>
         <w:rPr>
           <w:rFonts w:ascii="Times New Roman" w:hAnsi="Times New Roman" w:eastAsia="Times New Roman" w:cs="Times New Roman"/>
-          <w:b/>
+          <w:b w:val="1"/>
           <w:sz w:val="19"/>
           <w:rtl w:val="0"/>
+          <w:szCs w:val="19"/>
+          <w:bCs w:val="1"/>
+          <w:lang w:val="en-US"/>
         </w:rPr>
         <w:t xml:space="preserve">And it appears that the meaning is: </w:t>
       </w:r>
@@ -710,15 +848,21 @@
           <w:b w:val="0"/>
           <w:sz w:val="19"/>
           <w:rtl w:val="1"/>
+          <w:szCs w:val="19"/>
+          <w:bCs w:val="0"/>
+          <w:lang w:val="he-IL" w:bidi="he-IL"/>
         </w:rPr>
         <w:t xml:space="preserve">דְּעַל יְדֵי שֶׁאַתֶּם קְדוֹשִׁים, </w:t>
       </w:r>
       <w:r>
         <w:rPr>
           <w:rFonts w:ascii="Times New Roman" w:hAnsi="Times New Roman" w:eastAsia="Times New Roman" w:cs="Times New Roman"/>
-          <w:b/>
+          <w:b w:val="1"/>
           <w:sz w:val="19"/>
           <w:rtl w:val="0"/>
+          <w:szCs w:val="19"/>
+          <w:bCs w:val="1"/>
+          <w:lang w:val="en-US"/>
         </w:rPr>
         <w:t xml:space="preserve">that through your being holy, </w:t>
       </w:r>
@@ -736,15 +880,21 @@
           <w:b w:val="0"/>
           <w:sz w:val="19"/>
           <w:rtl w:val="1"/>
+          <w:szCs w:val="19"/>
+          <w:bCs w:val="0"/>
+          <w:lang w:val="he-IL" w:bidi="he-IL"/>
         </w:rPr>
         <w:t xml:space="preserve">עַל יְדֵי זֶה "אֲנִי קָדוֹשׁ", </w:t>
       </w:r>
       <w:r>
         <w:rPr>
           <w:rFonts w:ascii="Times New Roman" w:hAnsi="Times New Roman" w:eastAsia="Times New Roman" w:cs="Times New Roman"/>
-          <w:b/>
+          <w:b w:val="1"/>
           <w:sz w:val="19"/>
           <w:rtl w:val="0"/>
+          <w:szCs w:val="19"/>
+          <w:bCs w:val="1"/>
+          <w:lang w:val="en-US"/>
         </w:rPr>
         <w:t xml:space="preserve">thereby 'I am holy'; </w:t>
       </w:r>
@@ -757,15 +907,21 @@
           <w:b w:val="0"/>
           <w:sz w:val="19"/>
           <w:rtl w:val="1"/>
+          <w:szCs w:val="19"/>
+          <w:bCs w:val="0"/>
+          <w:lang w:val="he-IL" w:bidi="he-IL"/>
         </w:rPr>
         <w:t xml:space="preserve">וְעַל דֶּרֶךְ זֶה כָּתְבוּ לְפָרֵשׁ מַה שֶׁכָּתוּב: </w:t>
       </w:r>
       <w:r>
         <w:rPr>
           <w:rFonts w:ascii="Times New Roman" w:hAnsi="Times New Roman" w:eastAsia="Times New Roman" w:cs="Times New Roman"/>
-          <w:b/>
+          <w:b w:val="1"/>
           <w:sz w:val="19"/>
           <w:rtl w:val="0"/>
+          <w:szCs w:val="19"/>
+          <w:bCs w:val="1"/>
+          <w:lang w:val="en-US"/>
         </w:rPr>
         <w:t xml:space="preserve">and in this manner commentators explained that which is taught: </w:t>
       </w:r>
@@ -778,15 +934,21 @@
           <w:b w:val="0"/>
           <w:sz w:val="19"/>
           <w:rtl w:val="1"/>
+          <w:szCs w:val="19"/>
+          <w:bCs w:val="0"/>
+          <w:lang w:val="he-IL" w:bidi="he-IL"/>
         </w:rPr>
         <w:t xml:space="preserve">"קְדוּשָׁתִי לְמַעְלָה מִקְּדוּשַׁתְכֶם" – </w:t>
       </w:r>
       <w:r>
         <w:rPr>
           <w:rFonts w:ascii="Times New Roman" w:hAnsi="Times New Roman" w:eastAsia="Times New Roman" w:cs="Times New Roman"/>
-          <w:b/>
+          <w:b w:val="1"/>
           <w:sz w:val="19"/>
           <w:rtl w:val="0"/>
+          <w:szCs w:val="19"/>
+          <w:bCs w:val="1"/>
+          <w:lang w:val="en-US"/>
         </w:rPr>
         <w:t xml:space="preserve">'My holiness is above your holiness'— </w:t>
       </w:r>
@@ -799,17 +961,23 @@
           <w:b w:val="0"/>
           <w:sz w:val="19"/>
           <w:rtl w:val="1"/>
+          <w:szCs w:val="19"/>
+          <w:bCs w:val="0"/>
+          <w:lang w:val="he-IL" w:bidi="he-IL"/>
         </w:rPr>
         <w:t xml:space="preserve">שֶׁעַל יְדֵי קְדוּשַׁתְכֶם אֲנִי קָדוֹשׁ מִלְּמַעְלָה. </w:t>
       </w:r>
       <w:r>
         <w:rPr>
           <w:rFonts w:ascii="Times New Roman" w:hAnsi="Times New Roman" w:eastAsia="Times New Roman" w:cs="Times New Roman"/>
-          <w:b/>
+          <w:b w:val="1"/>
           <w:sz w:val="19"/>
           <w:rtl w:val="0"/>
-        </w:rPr>
-        <w:t xml:space="preserve">that through your holiness I become sanctified from above. </w:t>
+          <w:szCs w:val="19"/>
+          <w:bCs w:val="1"/>
+          <w:lang w:val="en-US"/>
+        </w:rPr>
+        <w:t xml:space="preserve">that through your holiness I am holy Above. </w:t>
       </w:r>
       <w:r>
         <w:t xml:space="preserve">  </w:t>
@@ -820,15 +988,21 @@
           <w:b w:val="0"/>
           <w:sz w:val="19"/>
           <w:rtl w:val="1"/>
+          <w:szCs w:val="19"/>
+          <w:bCs w:val="0"/>
+          <w:lang w:val="he-IL" w:bidi="he-IL"/>
         </w:rPr>
         <w:t xml:space="preserve">וְנֶאֱמַר: "וְאַתָּה קָדוֹשׁ יוֹשֵׁב תְּהִלּוֹת יִשְׂרָאֵל", </w:t>
       </w:r>
       <w:r>
         <w:rPr>
           <w:rFonts w:ascii="Times New Roman" w:hAnsi="Times New Roman" w:eastAsia="Times New Roman" w:cs="Times New Roman"/>
-          <w:b/>
+          <w:b w:val="1"/>
           <w:sz w:val="19"/>
           <w:rtl w:val="0"/>
+          <w:szCs w:val="19"/>
+          <w:bCs w:val="1"/>
+          <w:lang w:val="en-US"/>
         </w:rPr>
         <w:t xml:space="preserve">And it is said: 'Yet You are holy, enthroned upon the praises of Israel,' </w:t>
       </w:r>
@@ -856,15 +1030,21 @@
           <w:b w:val="0"/>
           <w:sz w:val="19"/>
           <w:rtl w:val="1"/>
+          <w:szCs w:val="19"/>
+          <w:bCs w:val="0"/>
+          <w:lang w:val="he-IL" w:bidi="he-IL"/>
         </w:rPr>
         <w:t xml:space="preserve">רְצוֹנוֹ לוֹמַר עַל יְדֵי תְּהִלּוֹת יִשְׂרָאֵל, עַיֵּין שָׁם. </w:t>
       </w:r>
       <w:r>
         <w:rPr>
           <w:rFonts w:ascii="Times New Roman" w:hAnsi="Times New Roman" w:eastAsia="Times New Roman" w:cs="Times New Roman"/>
-          <w:b/>
+          <w:b w:val="1"/>
           <w:sz w:val="19"/>
           <w:rtl w:val="0"/>
+          <w:szCs w:val="19"/>
+          <w:bCs w:val="1"/>
+          <w:lang w:val="en-US"/>
         </w:rPr>
         <w:t xml:space="preserve">meaning, established through the praises of Israel, see there. </w:t>
       </w:r>
@@ -906,15 +1086,21 @@
           <w:b w:val="0"/>
           <w:sz w:val="19"/>
           <w:rtl w:val="1"/>
+          <w:szCs w:val="19"/>
+          <w:bCs w:val="0"/>
+          <w:lang w:val="he-IL" w:bidi="he-IL"/>
         </w:rPr>
         <w:t xml:space="preserve">הַכַּוָּנָה כַּיָּדוּעַ, </w:t>
       </w:r>
       <w:r>
         <w:rPr>
           <w:rFonts w:ascii="Times New Roman" w:hAnsi="Times New Roman" w:eastAsia="Times New Roman" w:cs="Times New Roman"/>
-          <w:b/>
+          <w:b w:val="1"/>
           <w:sz w:val="19"/>
           <w:rtl w:val="0"/>
+          <w:szCs w:val="19"/>
+          <w:bCs w:val="1"/>
+          <w:lang w:val="en-US"/>
         </w:rPr>
         <w:t xml:space="preserve">The inner meaning is well known, </w:t>
       </w:r>
@@ -927,15 +1113,21 @@
           <w:b w:val="0"/>
           <w:sz w:val="19"/>
           <w:rtl w:val="1"/>
+          <w:szCs w:val="19"/>
+          <w:bCs w:val="0"/>
+          <w:lang w:val="he-IL" w:bidi="he-IL"/>
         </w:rPr>
         <w:t xml:space="preserve">דְּחַמָּה וּלְבָנָה רוֹמֵז לְהַקָּדוֹשׁ בָּרוּךְ הוּא וּשְׁכִינָתוֹ, </w:t>
       </w:r>
       <w:r>
         <w:rPr>
           <w:rFonts w:ascii="Times New Roman" w:hAnsi="Times New Roman" w:eastAsia="Times New Roman" w:cs="Times New Roman"/>
-          <w:b/>
+          <w:b w:val="1"/>
           <w:sz w:val="19"/>
           <w:rtl w:val="0"/>
+          <w:szCs w:val="19"/>
+          <w:bCs w:val="1"/>
+          <w:lang w:val="en-US"/>
         </w:rPr>
         <w:t xml:space="preserve">that the sun and the moon allude to the Holy One and His Shekhinah, </w:t>
       </w:r>
@@ -948,15 +1140,21 @@
           <w:b w:val="0"/>
           <w:sz w:val="19"/>
           <w:rtl w:val="1"/>
+          <w:szCs w:val="19"/>
+          <w:bCs w:val="0"/>
+          <w:lang w:val="he-IL" w:bidi="he-IL"/>
         </w:rPr>
         <w:t xml:space="preserve">וּכְמוֹ שֶׁנֶּאֱמַר (בְּסוֹטָה י.): </w:t>
       </w:r>
       <w:r>
         <w:rPr>
           <w:rFonts w:ascii="Times New Roman" w:hAnsi="Times New Roman" w:eastAsia="Times New Roman" w:cs="Times New Roman"/>
-          <w:b/>
+          <w:b w:val="1"/>
           <w:sz w:val="19"/>
           <w:rtl w:val="0"/>
+          <w:szCs w:val="19"/>
+          <w:bCs w:val="1"/>
+          <w:lang w:val="en-US"/>
         </w:rPr>
         <w:t xml:space="preserve">and as stated (in Sotah 10a): </w:t>
       </w:r>
@@ -984,15 +1182,21 @@
           <w:b w:val="0"/>
           <w:sz w:val="19"/>
           <w:rtl w:val="1"/>
+          <w:szCs w:val="19"/>
+          <w:bCs w:val="0"/>
+          <w:lang w:val="he-IL" w:bidi="he-IL"/>
         </w:rPr>
         <w:t xml:space="preserve">"שִׁמְשׁוֹן" – עַל שֵׁם הַקָּדוֹשׁ בָּרוּךְ הוּא, </w:t>
       </w:r>
       <w:r>
         <w:rPr>
           <w:rFonts w:ascii="Times New Roman" w:hAnsi="Times New Roman" w:eastAsia="Times New Roman" w:cs="Times New Roman"/>
-          <w:b/>
+          <w:b w:val="1"/>
           <w:sz w:val="19"/>
           <w:rtl w:val="0"/>
+          <w:szCs w:val="19"/>
+          <w:bCs w:val="1"/>
+          <w:lang w:val="en-US"/>
         </w:rPr>
         <w:t xml:space="preserve">'Samson' (Shimshon) is named after the Holy One, </w:t>
       </w:r>
@@ -1005,15 +1209,21 @@
           <w:b w:val="0"/>
           <w:sz w:val="19"/>
           <w:rtl w:val="1"/>
-        </w:rPr>
-        <w:t xml:space="preserve">שֶׁנֶּאֱמַר: "כִּי שֶׁמֶשׁ וּמָגֵן ה'", </w:t>
-      </w:r>
-      <w:r>
-        <w:rPr>
-          <w:rFonts w:ascii="Times New Roman" w:hAnsi="Times New Roman" w:eastAsia="Times New Roman" w:cs="Times New Roman"/>
-          <w:b/>
+          <w:szCs w:val="19"/>
+          <w:bCs w:val="0"/>
+          <w:lang w:val="he-IL" w:bidi="he-IL"/>
+        </w:rPr>
+        <w:t xml:space="preserve">שֶׁנֶּאֱמַר: "כִּי שֶׁמֶשׁ וּמָגֵן הַשֵּׁם", </w:t>
+      </w:r>
+      <w:r>
+        <w:rPr>
+          <w:rFonts w:ascii="Times New Roman" w:hAnsi="Times New Roman" w:eastAsia="Times New Roman" w:cs="Times New Roman"/>
+          <w:b w:val="1"/>
           <w:sz w:val="19"/>
           <w:rtl w:val="0"/>
+          <w:szCs w:val="19"/>
+          <w:bCs w:val="1"/>
+          <w:lang w:val="en-US"/>
         </w:rPr>
         <w:t xml:space="preserve">as it is said: 'For a sun and a shield is Hashem'; </w:t>
       </w:r>
@@ -1041,15 +1251,21 @@
           <w:b w:val="0"/>
           <w:sz w:val="19"/>
           <w:rtl w:val="1"/>
-        </w:rPr>
-        <w:t xml:space="preserve">וְנֶאֱמַר: "כִּי ה' אֱלֹהֶיךָ אֵשׁ אֹכְלָה", </w:t>
-      </w:r>
-      <w:r>
-        <w:rPr>
-          <w:rFonts w:ascii="Times New Roman" w:hAnsi="Times New Roman" w:eastAsia="Times New Roman" w:cs="Times New Roman"/>
-          <w:b/>
+          <w:szCs w:val="19"/>
+          <w:bCs w:val="0"/>
+          <w:lang w:val="he-IL" w:bidi="he-IL"/>
+        </w:rPr>
+        <w:t xml:space="preserve">וְנֶאֱמַר: "כִּי הַשֵּׁם אֱלֹהֶיךָ אֵשׁ אֹכְלָה", </w:t>
+      </w:r>
+      <w:r>
+        <w:rPr>
+          <w:rFonts w:ascii="Times New Roman" w:hAnsi="Times New Roman" w:eastAsia="Times New Roman" w:cs="Times New Roman"/>
+          <w:b w:val="1"/>
           <w:sz w:val="19"/>
           <w:rtl w:val="0"/>
+          <w:szCs w:val="19"/>
+          <w:bCs w:val="1"/>
+          <w:lang w:val="en-US"/>
         </w:rPr>
         <w:t xml:space="preserve">and it is said: 'For Hashem your God is a consuming fire,' </w:t>
       </w:r>
@@ -1062,15 +1278,21 @@
           <w:b w:val="0"/>
           <w:sz w:val="19"/>
           <w:rtl w:val="1"/>
+          <w:szCs w:val="19"/>
+          <w:bCs w:val="0"/>
+          <w:lang w:val="he-IL" w:bidi="he-IL"/>
         </w:rPr>
         <w:t xml:space="preserve">וְכֵן הַחַמָּה גּוּף שֶׁל אֵשׁ, </w:t>
       </w:r>
       <w:r>
         <w:rPr>
           <w:rFonts w:ascii="Times New Roman" w:hAnsi="Times New Roman" w:eastAsia="Times New Roman" w:cs="Times New Roman"/>
-          <w:b/>
+          <w:b w:val="1"/>
           <w:sz w:val="19"/>
           <w:rtl w:val="0"/>
+          <w:szCs w:val="19"/>
+          <w:bCs w:val="1"/>
+          <w:lang w:val="en-US"/>
         </w:rPr>
         <w:t xml:space="preserve">and likewise the sun is a celestial body of fire, </w:t>
       </w:r>
@@ -1083,15 +1305,21 @@
           <w:b w:val="0"/>
           <w:sz w:val="19"/>
           <w:rtl w:val="1"/>
+          <w:szCs w:val="19"/>
+          <w:bCs w:val="0"/>
+          <w:lang w:val="he-IL" w:bidi="he-IL"/>
         </w:rPr>
         <w:t xml:space="preserve">וְזֶה שֶׁנֶּאֱמַר: "וְלִהַט אֹתָם הַיּוֹם הַבָּא", </w:t>
       </w:r>
       <w:r>
         <w:rPr>
           <w:rFonts w:ascii="Times New Roman" w:hAnsi="Times New Roman" w:eastAsia="Times New Roman" w:cs="Times New Roman"/>
-          <w:b/>
+          <w:b w:val="1"/>
           <w:sz w:val="19"/>
           <w:rtl w:val="0"/>
+          <w:szCs w:val="19"/>
+          <w:bCs w:val="1"/>
+          <w:lang w:val="en-US"/>
         </w:rPr>
         <w:t xml:space="preserve">and this is 'and the day that comes shall burn them up,' </w:t>
       </w:r>
@@ -1104,15 +1332,21 @@
           <w:b w:val="0"/>
           <w:sz w:val="19"/>
           <w:rtl w:val="1"/>
+          <w:szCs w:val="19"/>
+          <w:bCs w:val="0"/>
+          <w:lang w:val="he-IL" w:bidi="he-IL"/>
         </w:rPr>
         <w:t xml:space="preserve">וּכְמוֹ שֶׁנֶּאֱמַר (נְדָרִים ח:) </w:t>
       </w:r>
       <w:r>
         <w:rPr>
           <w:rFonts w:ascii="Times New Roman" w:hAnsi="Times New Roman" w:eastAsia="Times New Roman" w:cs="Times New Roman"/>
-          <w:b/>
+          <w:b w:val="1"/>
           <w:sz w:val="19"/>
           <w:rtl w:val="0"/>
+          <w:szCs w:val="19"/>
+          <w:bCs w:val="1"/>
+          <w:lang w:val="en-US"/>
         </w:rPr>
         <w:t xml:space="preserve">and as is stated (Nedarim 8b) </w:t>
       </w:r>
@@ -1125,15 +1359,21 @@
           <w:b w:val="0"/>
           <w:sz w:val="19"/>
           <w:rtl w:val="1"/>
+          <w:szCs w:val="19"/>
+          <w:bCs w:val="0"/>
+          <w:lang w:val="he-IL" w:bidi="he-IL"/>
         </w:rPr>
         <w:t xml:space="preserve">דְּמוֹצִיא חַמָּה מִנַּרְתִּיקָהּ וְכוּלֵי. </w:t>
       </w:r>
       <w:r>
         <w:rPr>
           <w:rFonts w:ascii="Times New Roman" w:hAnsi="Times New Roman" w:eastAsia="Times New Roman" w:cs="Times New Roman"/>
-          <w:b/>
+          <w:b w:val="1"/>
           <w:sz w:val="19"/>
           <w:rtl w:val="0"/>
+          <w:szCs w:val="19"/>
+          <w:bCs w:val="1"/>
+          <w:lang w:val="en-US"/>
         </w:rPr>
         <w:t xml:space="preserve">that He extracts the sun from its sheath, etc. </w:t>
       </w:r>
@@ -1161,15 +1401,21 @@
           <w:b w:val="0"/>
           <w:sz w:val="19"/>
           <w:rtl w:val="1"/>
+          <w:szCs w:val="19"/>
+          <w:bCs w:val="0"/>
+          <w:lang w:val="he-IL" w:bidi="he-IL"/>
         </w:rPr>
         <w:t xml:space="preserve">(וּבִשְׁמוֹת רַבָּה שָׁם) </w:t>
       </w:r>
       <w:r>
         <w:rPr>
           <w:rFonts w:ascii="Times New Roman" w:hAnsi="Times New Roman" w:eastAsia="Times New Roman" w:cs="Times New Roman"/>
-          <w:b/>
+          <w:b w:val="1"/>
           <w:sz w:val="19"/>
           <w:rtl w:val="0"/>
+          <w:szCs w:val="19"/>
+          <w:bCs w:val="1"/>
+          <w:lang w:val="en-US"/>
         </w:rPr>
         <w:t xml:space="preserve">(And in Shemot Rabbah there:) </w:t>
       </w:r>
@@ -1182,15 +1428,21 @@
           <w:b w:val="0"/>
           <w:sz w:val="19"/>
           <w:rtl w:val="1"/>
+          <w:szCs w:val="19"/>
+          <w:bCs w:val="0"/>
+          <w:lang w:val="he-IL" w:bidi="he-IL"/>
         </w:rPr>
         <w:t xml:space="preserve">דְּאוּמּוֹת הָעוֹלָם מוֹנִין לַחַמָּה שֶׁהִיא שֶׁל אֵשׁ וַעֲתִידִין לִידּוֹן בָּהּ, </w:t>
       </w:r>
       <w:r>
         <w:rPr>
           <w:rFonts w:ascii="Times New Roman" w:hAnsi="Times New Roman" w:eastAsia="Times New Roman" w:cs="Times New Roman"/>
-          <w:b/>
+          <w:b w:val="1"/>
           <w:sz w:val="19"/>
           <w:rtl w:val="0"/>
+          <w:szCs w:val="19"/>
+          <w:bCs w:val="1"/>
+          <w:lang w:val="en-US"/>
         </w:rPr>
         <w:t xml:space="preserve">the nations reckon by the sun, which is of fire, and are destined to be judged by it; </w:t>
       </w:r>
@@ -1208,15 +1460,21 @@
           <w:b w:val="0"/>
           <w:sz w:val="19"/>
           <w:rtl w:val="1"/>
+          <w:szCs w:val="19"/>
+          <w:bCs w:val="0"/>
+          <w:lang w:val="he-IL" w:bidi="he-IL"/>
         </w:rPr>
         <w:t xml:space="preserve">וְיִשְׂרָאֵל לַלְּבָנָה שֶׁהִיא שֶׁל אוֹר, </w:t>
       </w:r>
       <w:r>
         <w:rPr>
           <w:rFonts w:ascii="Times New Roman" w:hAnsi="Times New Roman" w:eastAsia="Times New Roman" w:cs="Times New Roman"/>
-          <w:b/>
+          <w:b w:val="1"/>
           <w:sz w:val="19"/>
           <w:rtl w:val="0"/>
+          <w:szCs w:val="19"/>
+          <w:bCs w:val="1"/>
+          <w:lang w:val="en-US"/>
         </w:rPr>
         <w:t xml:space="preserve">while Israel reckon by the moon, which is of light, </w:t>
       </w:r>
@@ -1229,15 +1487,21 @@
           <w:b w:val="0"/>
           <w:sz w:val="19"/>
           <w:rtl w:val="1"/>
+          <w:szCs w:val="19"/>
+          <w:bCs w:val="0"/>
+          <w:lang w:val="he-IL" w:bidi="he-IL"/>
         </w:rPr>
         <w:t xml:space="preserve">וְכֵן הֵם נוֹחֲלִין הָאוֹר, </w:t>
       </w:r>
       <w:r>
         <w:rPr>
           <w:rFonts w:ascii="Times New Roman" w:hAnsi="Times New Roman" w:eastAsia="Times New Roman" w:cs="Times New Roman"/>
-          <w:b/>
+          <w:b w:val="1"/>
           <w:sz w:val="19"/>
           <w:rtl w:val="0"/>
+          <w:szCs w:val="19"/>
+          <w:bCs w:val="1"/>
+          <w:lang w:val="en-US"/>
         </w:rPr>
         <w:t xml:space="preserve">and thus they inherit the light, </w:t>
       </w:r>
@@ -1250,15 +1514,21 @@
           <w:b w:val="0"/>
           <w:sz w:val="19"/>
           <w:rtl w:val="1"/>
+          <w:szCs w:val="19"/>
+          <w:bCs w:val="0"/>
+          <w:lang w:val="he-IL" w:bidi="he-IL"/>
         </w:rPr>
         <w:t xml:space="preserve">כְּמוֹ שֶׁנֶּאֱמַר: "אוֹר זָרֻעַ לַצַּדִּיק" וְגוֹמֵר, </w:t>
       </w:r>
       <w:r>
         <w:rPr>
           <w:rFonts w:ascii="Times New Roman" w:hAnsi="Times New Roman" w:eastAsia="Times New Roman" w:cs="Times New Roman"/>
-          <w:b/>
+          <w:b w:val="1"/>
           <w:sz w:val="19"/>
           <w:rtl w:val="0"/>
+          <w:szCs w:val="19"/>
+          <w:bCs w:val="1"/>
+          <w:lang w:val="en-US"/>
         </w:rPr>
         <w:t xml:space="preserve">as it is said: 'Light is sown for the righteous, etc.', </w:t>
       </w:r>
@@ -1286,15 +1556,21 @@
           <w:b w:val="0"/>
           <w:sz w:val="19"/>
           <w:rtl w:val="1"/>
+          <w:szCs w:val="19"/>
+          <w:bCs w:val="0"/>
+          <w:lang w:val="he-IL" w:bidi="he-IL"/>
         </w:rPr>
         <w:t xml:space="preserve">וְאוֹמֵר: "קוּמִי אוֹרִי כִּי בָא אוֹרֵךְ", עַיֵּין שָׁם. </w:t>
       </w:r>
       <w:r>
         <w:rPr>
           <w:rFonts w:ascii="Times New Roman" w:hAnsi="Times New Roman" w:eastAsia="Times New Roman" w:cs="Times New Roman"/>
-          <w:b/>
+          <w:b w:val="1"/>
           <w:sz w:val="19"/>
           <w:rtl w:val="0"/>
+          <w:szCs w:val="19"/>
+          <w:bCs w:val="1"/>
+          <w:lang w:val="en-US"/>
         </w:rPr>
         <w:t xml:space="preserve">and it says: 'Arise, shine, for your light has come,' see there. </w:t>
       </w:r>
@@ -1307,15 +1583,21 @@
           <w:b w:val="0"/>
           <w:sz w:val="19"/>
           <w:rtl w:val="1"/>
+          <w:szCs w:val="19"/>
+          <w:bCs w:val="0"/>
+          <w:lang w:val="he-IL" w:bidi="he-IL"/>
         </w:rPr>
         <w:t xml:space="preserve">וְהַיְינוּ דְּהָעוֹבְדֵי כּוֹכָבִים וּמַזָּלוֹת קָרוּ לֵיהּ "אֱלָהָא דֶּאֱלָהָא", </w:t>
       </w:r>
       <w:r>
         <w:rPr>
           <w:rFonts w:ascii="Times New Roman" w:hAnsi="Times New Roman" w:eastAsia="Times New Roman" w:cs="Times New Roman"/>
-          <w:b/>
+          <w:b w:val="1"/>
           <w:sz w:val="19"/>
           <w:rtl w:val="0"/>
+          <w:szCs w:val="19"/>
+          <w:bCs w:val="1"/>
+          <w:lang w:val="en-US"/>
         </w:rPr>
         <w:t xml:space="preserve">Namely, idolaters call Him 'the God of gods,' </w:t>
       </w:r>
@@ -1328,15 +1610,21 @@
           <w:b w:val="0"/>
           <w:sz w:val="19"/>
           <w:rtl w:val="1"/>
+          <w:szCs w:val="19"/>
+          <w:bCs w:val="0"/>
+          <w:lang w:val="he-IL" w:bidi="he-IL"/>
         </w:rPr>
         <w:t xml:space="preserve">כְּמוֹ שֶׁנֶּאֱמַר (סוֹף מְנָחוֹת קי.) </w:t>
       </w:r>
       <w:r>
         <w:rPr>
           <w:rFonts w:ascii="Times New Roman" w:hAnsi="Times New Roman" w:eastAsia="Times New Roman" w:cs="Times New Roman"/>
-          <w:b/>
+          <w:b w:val="1"/>
           <w:sz w:val="19"/>
           <w:rtl w:val="0"/>
+          <w:szCs w:val="19"/>
+          <w:bCs w:val="1"/>
+          <w:lang w:val="en-US"/>
         </w:rPr>
         <w:t xml:space="preserve">as stated (end of Menachot 110a) </w:t>
       </w:r>
@@ -1364,15 +1652,21 @@
           <w:b w:val="0"/>
           <w:sz w:val="19"/>
           <w:rtl w:val="1"/>
+          <w:szCs w:val="19"/>
+          <w:bCs w:val="0"/>
+          <w:lang w:val="he-IL" w:bidi="he-IL"/>
         </w:rPr>
         <w:t xml:space="preserve">עַל פָּסוּק "גָּדוֹל שְׁמִי בַּגּוֹיִם", </w:t>
       </w:r>
       <w:r>
         <w:rPr>
           <w:rFonts w:ascii="Times New Roman" w:hAnsi="Times New Roman" w:eastAsia="Times New Roman" w:cs="Times New Roman"/>
-          <w:b/>
+          <w:b w:val="1"/>
           <w:sz w:val="19"/>
           <w:rtl w:val="0"/>
+          <w:szCs w:val="19"/>
+          <w:bCs w:val="1"/>
+          <w:lang w:val="en-US"/>
         </w:rPr>
         <w:t xml:space="preserve">on the verse 'My Name is great among the nations,' </w:t>
       </w:r>
@@ -1385,15 +1679,21 @@
           <w:b w:val="0"/>
           <w:sz w:val="19"/>
           <w:rtl w:val="1"/>
+          <w:szCs w:val="19"/>
+          <w:bCs w:val="0"/>
+          <w:lang w:val="he-IL" w:bidi="he-IL"/>
         </w:rPr>
         <w:t xml:space="preserve">הַיְינוּ שֶׁאֵין מַשְׁגִּיחַ בַּתַּחְתּוֹנִים כְּלָל. </w:t>
       </w:r>
       <w:r>
         <w:rPr>
           <w:rFonts w:ascii="Times New Roman" w:hAnsi="Times New Roman" w:eastAsia="Times New Roman" w:cs="Times New Roman"/>
-          <w:b/>
+          <w:b w:val="1"/>
           <w:sz w:val="19"/>
           <w:rtl w:val="0"/>
+          <w:szCs w:val="19"/>
+          <w:bCs w:val="1"/>
+          <w:lang w:val="en-US"/>
         </w:rPr>
         <w:t xml:space="preserve">meaning that they presume He exercises no providence in the lower realms at all. </w:t>
       </w:r>
@@ -1406,15 +1706,21 @@
           <w:b w:val="0"/>
           <w:sz w:val="19"/>
           <w:rtl w:val="1"/>
+          <w:szCs w:val="19"/>
+          <w:bCs w:val="0"/>
+          <w:lang w:val="he-IL" w:bidi="he-IL"/>
         </w:rPr>
         <w:t xml:space="preserve">אֲבָל עִיקַּר בְּרִיאַת הָעוֹלָם </w:t>
       </w:r>
       <w:r>
         <w:rPr>
           <w:rFonts w:ascii="Times New Roman" w:hAnsi="Times New Roman" w:eastAsia="Times New Roman" w:cs="Times New Roman"/>
-          <w:b/>
+          <w:b w:val="1"/>
           <w:sz w:val="19"/>
           <w:rtl w:val="0"/>
+          <w:szCs w:val="19"/>
+          <w:bCs w:val="1"/>
+          <w:lang w:val="en-US"/>
         </w:rPr>
         <w:t xml:space="preserve">However, the prime purpose of the world's creation </w:t>
       </w:r>
@@ -1427,15 +1733,21 @@
           <w:b w:val="0"/>
           <w:sz w:val="19"/>
           <w:rtl w:val="1"/>
+          <w:szCs w:val="19"/>
+          <w:bCs w:val="0"/>
+          <w:lang w:val="he-IL" w:bidi="he-IL"/>
         </w:rPr>
         <w:t xml:space="preserve">לְגַלּוֹת כְּבוֹד מַלְכוּתוֹ בָּעוֹלָם, </w:t>
       </w:r>
       <w:r>
         <w:rPr>
           <w:rFonts w:ascii="Times New Roman" w:hAnsi="Times New Roman" w:eastAsia="Times New Roman" w:cs="Times New Roman"/>
-          <w:b/>
+          <w:b w:val="1"/>
           <w:sz w:val="19"/>
           <w:rtl w:val="0"/>
+          <w:szCs w:val="19"/>
+          <w:bCs w:val="1"/>
+          <w:lang w:val="en-US"/>
         </w:rPr>
         <w:t xml:space="preserve">is to manifest the honor of His kingship in the world, </w:t>
       </w:r>
@@ -1448,15 +1760,21 @@
           <w:b w:val="0"/>
           <w:sz w:val="19"/>
           <w:rtl w:val="1"/>
-        </w:rPr>
-        <w:t xml:space="preserve">וּכְמוֹ שֶׁנֶּאֱמַר: "כֹּל פָּעַל ה' לַמַּעֲנֵהוּ", </w:t>
-      </w:r>
-      <w:r>
-        <w:rPr>
-          <w:rFonts w:ascii="Times New Roman" w:hAnsi="Times New Roman" w:eastAsia="Times New Roman" w:cs="Times New Roman"/>
-          <w:b/>
+          <w:szCs w:val="19"/>
+          <w:bCs w:val="0"/>
+          <w:lang w:val="he-IL" w:bidi="he-IL"/>
+        </w:rPr>
+        <w:t xml:space="preserve">וּכְמוֹ שֶׁנֶּאֱמַר: "כֹּל פָּעַל הַשֵּׁם לַמַּעֲנֵהוּ", </w:t>
+      </w:r>
+      <w:r>
+        <w:rPr>
+          <w:rFonts w:ascii="Times New Roman" w:hAnsi="Times New Roman" w:eastAsia="Times New Roman" w:cs="Times New Roman"/>
+          <w:b w:val="1"/>
           <w:sz w:val="19"/>
           <w:rtl w:val="0"/>
+          <w:szCs w:val="19"/>
+          <w:bCs w:val="1"/>
+          <w:lang w:val="en-US"/>
         </w:rPr>
         <w:t xml:space="preserve">as it is said: 'Hashem made everything for His sake,' </w:t>
       </w:r>
@@ -1484,15 +1802,21 @@
           <w:b w:val="0"/>
           <w:sz w:val="19"/>
           <w:rtl w:val="1"/>
-        </w:rPr>
-        <w:t xml:space="preserve">וַאֲבוֹתֵינוּ זִכְרוֹנָם לִבְרָכָה אָמְרוּ (שׁוֹחֵר טוֹב תְּהִלִּים קמח): </w:t>
-      </w:r>
-      <w:r>
-        <w:rPr>
-          <w:rFonts w:ascii="Times New Roman" w:hAnsi="Times New Roman" w:eastAsia="Times New Roman" w:cs="Times New Roman"/>
-          <w:b/>
+          <w:szCs w:val="19"/>
+          <w:bCs w:val="0"/>
+          <w:lang w:val="he-IL" w:bidi="he-IL"/>
+        </w:rPr>
+        <w:t xml:space="preserve">וְאָמְרוּ חֲכָמֵינוּ זִכְרוֹנָם לִבְרָכָה (שׁוֹחֵר טוֹב, תְּהִלִּים קמח): </w:t>
+      </w:r>
+      <w:r>
+        <w:rPr>
+          <w:rFonts w:ascii="Times New Roman" w:hAnsi="Times New Roman" w:eastAsia="Times New Roman" w:cs="Times New Roman"/>
+          <w:b w:val="1"/>
           <w:sz w:val="19"/>
           <w:rtl w:val="0"/>
+          <w:szCs w:val="19"/>
+          <w:bCs w:val="1"/>
+          <w:lang w:val="en-US"/>
         </w:rPr>
         <w:t xml:space="preserve">and our Sages said (Shocher Tov, Tehillim 148): </w:t>
       </w:r>
@@ -1525,15 +1849,21 @@
           <w:b w:val="0"/>
           <w:sz w:val="19"/>
           <w:rtl w:val="1"/>
+          <w:szCs w:val="19"/>
+          <w:bCs w:val="0"/>
+          <w:lang w:val="he-IL" w:bidi="he-IL"/>
         </w:rPr>
         <w:t xml:space="preserve">"לְקִילּוּסוֹ", </w:t>
       </w:r>
       <w:r>
         <w:rPr>
           <w:rFonts w:ascii="Times New Roman" w:hAnsi="Times New Roman" w:eastAsia="Times New Roman" w:cs="Times New Roman"/>
-          <w:b/>
+          <w:b w:val="1"/>
           <w:sz w:val="19"/>
           <w:rtl w:val="0"/>
+          <w:szCs w:val="19"/>
+          <w:bCs w:val="1"/>
+          <w:lang w:val="en-US"/>
         </w:rPr>
         <w:t xml:space="preserve">'for His praise,' </w:t>
       </w:r>
@@ -1546,15 +1876,21 @@
           <w:b w:val="0"/>
           <w:sz w:val="19"/>
           <w:rtl w:val="1"/>
+          <w:szCs w:val="19"/>
+          <w:bCs w:val="0"/>
+          <w:lang w:val="he-IL" w:bidi="he-IL"/>
         </w:rPr>
         <w:t xml:space="preserve">וְזֶהוּ שְׁכִינָתוֹ יִתְבָּרַךְ בַּתַּחְתּוֹנִים. </w:t>
       </w:r>
       <w:r>
         <w:rPr>
           <w:rFonts w:ascii="Times New Roman" w:hAnsi="Times New Roman" w:eastAsia="Times New Roman" w:cs="Times New Roman"/>
-          <w:b/>
+          <w:b w:val="1"/>
           <w:sz w:val="19"/>
           <w:rtl w:val="0"/>
+          <w:szCs w:val="19"/>
+          <w:bCs w:val="1"/>
+          <w:lang w:val="en-US"/>
         </w:rPr>
         <w:t xml:space="preserve">and this is His holy Shekhinah residing in the lower realms. </w:t>
       </w:r>
@@ -1567,15 +1903,21 @@
           <w:b w:val="0"/>
           <w:sz w:val="19"/>
           <w:rtl w:val="1"/>
+          <w:szCs w:val="19"/>
+          <w:bCs w:val="0"/>
+          <w:lang w:val="he-IL" w:bidi="he-IL"/>
         </w:rPr>
         <w:t xml:space="preserve">וְאַבְרָהָם אָבִינוּ עָלָיו הַשָּׁלוֹם הָיָה הָרִאשׁוֹן לְפַרְסֵם זֶה בָּעוֹלָם, </w:t>
       </w:r>
       <w:r>
         <w:rPr>
           <w:rFonts w:ascii="Times New Roman" w:hAnsi="Times New Roman" w:eastAsia="Times New Roman" w:cs="Times New Roman"/>
-          <w:b/>
+          <w:b w:val="1"/>
           <w:sz w:val="19"/>
           <w:rtl w:val="0"/>
+          <w:szCs w:val="19"/>
+          <w:bCs w:val="1"/>
+          <w:lang w:val="en-US"/>
         </w:rPr>
         <w:t xml:space="preserve">And Abraham our father, peace be upon him, was the first to publicize this in the world, </w:t>
       </w:r>
@@ -1588,15 +1930,21 @@
           <w:b w:val="0"/>
           <w:sz w:val="19"/>
           <w:rtl w:val="1"/>
+          <w:szCs w:val="19"/>
+          <w:bCs w:val="0"/>
+          <w:lang w:val="he-IL" w:bidi="he-IL"/>
         </w:rPr>
         <w:t xml:space="preserve">וּכְמוֹ שֶׁכָּתְבוּ זִכְרוֹנָם לִבְרָכָה (בִּבְרֵאשִׁית רַבָּה פָּרָשַׁת חַיֵּי שָׂרָה נט, ח) </w:t>
       </w:r>
       <w:r>
         <w:rPr>
           <w:rFonts w:ascii="Times New Roman" w:hAnsi="Times New Roman" w:eastAsia="Times New Roman" w:cs="Times New Roman"/>
-          <w:b/>
+          <w:b w:val="1"/>
           <w:sz w:val="19"/>
           <w:rtl w:val="0"/>
+          <w:szCs w:val="19"/>
+          <w:bCs w:val="1"/>
+          <w:lang w:val="en-US"/>
         </w:rPr>
         <w:t xml:space="preserve">as our Sages wrote (Bereishit Rabbah, Parashat Chayei Sarah 59:8) </w:t>
       </w:r>
@@ -1624,15 +1972,21 @@
           <w:b w:val="0"/>
           <w:sz w:val="19"/>
           <w:rtl w:val="1"/>
+          <w:szCs w:val="19"/>
+          <w:bCs w:val="0"/>
+          <w:lang w:val="he-IL" w:bidi="he-IL"/>
         </w:rPr>
         <w:t xml:space="preserve">עַל פָּסוּק "אֱלֹהֵי הַשָּׁמַיִם וֵאלֹהֵי הָאָרֶץ", </w:t>
       </w:r>
       <w:r>
         <w:rPr>
           <w:rFonts w:ascii="Times New Roman" w:hAnsi="Times New Roman" w:eastAsia="Times New Roman" w:cs="Times New Roman"/>
-          <w:b/>
+          <w:b w:val="1"/>
           <w:sz w:val="19"/>
           <w:rtl w:val="0"/>
+          <w:szCs w:val="19"/>
+          <w:bCs w:val="1"/>
+          <w:lang w:val="en-US"/>
         </w:rPr>
         <w:t xml:space="preserve">on the verse 'God of the heavens and God of the earth': </w:t>
       </w:r>
@@ -1645,15 +1999,21 @@
           <w:b w:val="0"/>
           <w:sz w:val="19"/>
           <w:rtl w:val="1"/>
+          <w:szCs w:val="19"/>
+          <w:bCs w:val="0"/>
+          <w:lang w:val="he-IL" w:bidi="he-IL"/>
         </w:rPr>
         <w:t xml:space="preserve">דְּעַד עַכְשָׁיו וְכוּלֵי, </w:t>
       </w:r>
       <w:r>
         <w:rPr>
           <w:rFonts w:ascii="Times New Roman" w:hAnsi="Times New Roman" w:eastAsia="Times New Roman" w:cs="Times New Roman"/>
-          <w:b/>
+          <w:b w:val="1"/>
           <w:sz w:val="19"/>
           <w:rtl w:val="0"/>
+          <w:szCs w:val="19"/>
+          <w:bCs w:val="1"/>
+          <w:lang w:val="en-US"/>
         </w:rPr>
         <w:t xml:space="preserve">that until now He was God of heaven alone, etc., </w:t>
       </w:r>
@@ -1666,15 +2026,21 @@
           <w:b w:val="0"/>
           <w:sz w:val="19"/>
           <w:rtl w:val="1"/>
+          <w:szCs w:val="19"/>
+          <w:bCs w:val="0"/>
+          <w:lang w:val="he-IL" w:bidi="he-IL"/>
         </w:rPr>
         <w:t xml:space="preserve">וְעַכְשָׁיו "אֱלֹהֵי הָאָרֶץ" – </w:t>
       </w:r>
       <w:r>
         <w:rPr>
           <w:rFonts w:ascii="Times New Roman" w:hAnsi="Times New Roman" w:eastAsia="Times New Roman" w:cs="Times New Roman"/>
-          <w:b/>
+          <w:b w:val="1"/>
           <w:sz w:val="19"/>
           <w:rtl w:val="0"/>
+          <w:szCs w:val="19"/>
+          <w:bCs w:val="1"/>
+          <w:lang w:val="en-US"/>
         </w:rPr>
         <w:t xml:space="preserve">and now 'God of the earth'— </w:t>
       </w:r>
@@ -1687,15 +2053,21 @@
           <w:b w:val="0"/>
           <w:sz w:val="19"/>
           <w:rtl w:val="1"/>
+          <w:szCs w:val="19"/>
+          <w:bCs w:val="0"/>
+          <w:lang w:val="he-IL" w:bidi="he-IL"/>
         </w:rPr>
         <w:t xml:space="preserve">שֶׁפִּרְסֵם הַשְׁגָּחָתוֹ בַּתַּחְתּוֹנִים. </w:t>
       </w:r>
       <w:r>
         <w:rPr>
           <w:rFonts w:ascii="Times New Roman" w:hAnsi="Times New Roman" w:eastAsia="Times New Roman" w:cs="Times New Roman"/>
-          <w:b/>
+          <w:b w:val="1"/>
           <w:sz w:val="19"/>
           <w:rtl w:val="0"/>
+          <w:szCs w:val="19"/>
+          <w:bCs w:val="1"/>
+          <w:lang w:val="en-US"/>
         </w:rPr>
         <w:t xml:space="preserve">for he proclaimed His providence in the lower realms. </w:t>
       </w:r>
@@ -1708,15 +2080,21 @@
           <w:b w:val="0"/>
           <w:sz w:val="19"/>
           <w:rtl w:val="1"/>
+          <w:szCs w:val="19"/>
+          <w:bCs w:val="0"/>
+          <w:lang w:val="he-IL" w:bidi="he-IL"/>
         </w:rPr>
         <w:t xml:space="preserve">וְאָמַר עַל זֶה (בִּבְרֵאשִׁית רַבָּה סוֹף פָּרָשָׁה ל): </w:t>
       </w:r>
       <w:r>
         <w:rPr>
           <w:rFonts w:ascii="Times New Roman" w:hAnsi="Times New Roman" w:eastAsia="Times New Roman" w:cs="Times New Roman"/>
-          <w:b/>
+          <w:b w:val="1"/>
           <w:sz w:val="19"/>
           <w:rtl w:val="0"/>
+          <w:szCs w:val="19"/>
+          <w:bCs w:val="1"/>
+          <w:lang w:val="en-US"/>
         </w:rPr>
         <w:t xml:space="preserve">And it was said on this (Bereishit Rabbah, end of Parashah 30): </w:t>
       </w:r>
@@ -1744,15 +2122,21 @@
           <w:b w:val="0"/>
           <w:sz w:val="19"/>
           <w:rtl w:val="1"/>
+          <w:szCs w:val="19"/>
+          <w:bCs w:val="0"/>
+          <w:lang w:val="he-IL" w:bidi="he-IL"/>
         </w:rPr>
         <w:t xml:space="preserve">דְּאָמַר לֵיהּ הַקָּדוֹשׁ בָּרוּךְ הוּא: </w:t>
       </w:r>
       <w:r>
         <w:rPr>
           <w:rFonts w:ascii="Times New Roman" w:hAnsi="Times New Roman" w:eastAsia="Times New Roman" w:cs="Times New Roman"/>
-          <w:b/>
+          <w:b w:val="1"/>
           <w:sz w:val="19"/>
           <w:rtl w:val="0"/>
+          <w:szCs w:val="19"/>
+          <w:bCs w:val="1"/>
+          <w:lang w:val="en-US"/>
         </w:rPr>
         <w:t xml:space="preserve">that the Holy One said to him: </w:t>
       </w:r>
@@ -1765,17 +2149,23 @@
           <w:b w:val="0"/>
           <w:sz w:val="19"/>
           <w:rtl w:val="1"/>
+          <w:szCs w:val="19"/>
+          <w:bCs w:val="0"/>
+          <w:lang w:val="he-IL" w:bidi="he-IL"/>
         </w:rPr>
         <w:t xml:space="preserve">"עַד שֶׁאַתָּה מֵאִיר לִי מֵאַסְפּוֹטַמְיָא, </w:t>
       </w:r>
       <w:r>
         <w:rPr>
           <w:rFonts w:ascii="Times New Roman" w:hAnsi="Times New Roman" w:eastAsia="Times New Roman" w:cs="Times New Roman"/>
-          <w:b/>
+          <w:b w:val="1"/>
           <w:sz w:val="19"/>
           <w:rtl w:val="0"/>
-        </w:rPr>
-        <w:t xml:space="preserve">"'Rather than illuminating for Me from Mesopotamia, </w:t>
+          <w:szCs w:val="19"/>
+          <w:bCs w:val="1"/>
+          <w:lang w:val="en-US"/>
+        </w:rPr>
+        <w:t xml:space="preserve">‘While you illuminate for Me from Mesopotamia, </w:t>
       </w:r>
       <w:r>
         <w:t xml:space="preserve">  </w:t>
@@ -1786,15 +2176,21 @@
           <w:b w:val="0"/>
           <w:sz w:val="19"/>
           <w:rtl w:val="1"/>
+          <w:szCs w:val="19"/>
+          <w:bCs w:val="0"/>
+          <w:lang w:val="he-IL" w:bidi="he-IL"/>
         </w:rPr>
         <w:t xml:space="preserve">בֹּא וְהָאֵר לְפָנַי בְּאֶרֶץ יִשְׂרָאֵל וְכוּלֵי", </w:t>
       </w:r>
       <w:r>
         <w:rPr>
           <w:rFonts w:ascii="Times New Roman" w:hAnsi="Times New Roman" w:eastAsia="Times New Roman" w:cs="Times New Roman"/>
-          <w:b/>
+          <w:b w:val="1"/>
           <w:sz w:val="19"/>
           <w:rtl w:val="0"/>
+          <w:szCs w:val="19"/>
+          <w:bCs w:val="1"/>
+          <w:lang w:val="en-US"/>
         </w:rPr>
         <w:t xml:space="preserve">come and illuminate before Me in the Land of Israel, etc.' </w:t>
       </w:r>
@@ -1812,15 +2208,21 @@
           <w:b w:val="0"/>
           <w:sz w:val="19"/>
           <w:rtl w:val="1"/>
+          <w:szCs w:val="19"/>
+          <w:bCs w:val="0"/>
+          <w:lang w:val="he-IL" w:bidi="he-IL"/>
         </w:rPr>
         <w:t xml:space="preserve">דְּזֶה נִקְרָא שֶׁמֵּאִיר לְפָנָיו יִתְבָּרַךְ, </w:t>
       </w:r>
       <w:r>
         <w:rPr>
           <w:rFonts w:ascii="Times New Roman" w:hAnsi="Times New Roman" w:eastAsia="Times New Roman" w:cs="Times New Roman"/>
-          <w:b/>
+          <w:b w:val="1"/>
           <w:sz w:val="19"/>
           <w:rtl w:val="0"/>
+          <w:szCs w:val="19"/>
+          <w:bCs w:val="1"/>
+          <w:lang w:val="en-US"/>
         </w:rPr>
         <w:t xml:space="preserve">For this is defined as illuminating before Him, </w:t>
       </w:r>
@@ -1833,15 +2235,21 @@
           <w:b w:val="0"/>
           <w:sz w:val="19"/>
           <w:rtl w:val="1"/>
+          <w:szCs w:val="19"/>
+          <w:bCs w:val="0"/>
+          <w:lang w:val="he-IL" w:bidi="he-IL"/>
         </w:rPr>
         <w:t xml:space="preserve">עַל יְדֵי שֶׁמְּפַרְסֵם כְּבוֹד מַלְכוּתוֹ עַל כָּל הַבְּרִיאָה. </w:t>
       </w:r>
       <w:r>
         <w:rPr>
           <w:rFonts w:ascii="Times New Roman" w:hAnsi="Times New Roman" w:eastAsia="Times New Roman" w:cs="Times New Roman"/>
-          <w:b/>
+          <w:b w:val="1"/>
           <w:sz w:val="19"/>
           <w:rtl w:val="0"/>
+          <w:szCs w:val="19"/>
+          <w:bCs w:val="1"/>
+          <w:lang w:val="en-US"/>
         </w:rPr>
         <w:t xml:space="preserve">by spreading the glory of His sovereignty over all Creation. </w:t>
       </w:r>
@@ -1854,15 +2262,21 @@
           <w:b w:val="0"/>
           <w:sz w:val="19"/>
           <w:rtl w:val="1"/>
+          <w:szCs w:val="19"/>
+          <w:bCs w:val="0"/>
+          <w:lang w:val="he-IL" w:bidi="he-IL"/>
         </w:rPr>
         <w:t xml:space="preserve">וְזֶה דּוּגְמַת הַלְּבָנָה הַמְּקַבֶּלֶת אוֹר מֵהַחַמָּה, </w:t>
       </w:r>
       <w:r>
         <w:rPr>
           <w:rFonts w:ascii="Times New Roman" w:hAnsi="Times New Roman" w:eastAsia="Times New Roman" w:cs="Times New Roman"/>
-          <w:b/>
+          <w:b w:val="1"/>
           <w:sz w:val="19"/>
           <w:rtl w:val="0"/>
+          <w:szCs w:val="19"/>
+          <w:bCs w:val="1"/>
+          <w:lang w:val="en-US"/>
         </w:rPr>
         <w:t xml:space="preserve">And this parallels the moon, which receives its luminescence from the sun; </w:t>
       </w:r>
@@ -1875,15 +2289,21 @@
           <w:b w:val="0"/>
           <w:sz w:val="19"/>
           <w:rtl w:val="1"/>
+          <w:szCs w:val="19"/>
+          <w:bCs w:val="0"/>
+          <w:lang w:val="he-IL" w:bidi="he-IL"/>
         </w:rPr>
         <w:t xml:space="preserve">וְזֶה שֶׁנֶּאֱמַר: "קוּמִי אוֹרִי", </w:t>
       </w:r>
       <w:r>
         <w:rPr>
           <w:rFonts w:ascii="Times New Roman" w:hAnsi="Times New Roman" w:eastAsia="Times New Roman" w:cs="Times New Roman"/>
-          <w:b/>
+          <w:b w:val="1"/>
           <w:sz w:val="19"/>
           <w:rtl w:val="0"/>
+          <w:szCs w:val="19"/>
+          <w:bCs w:val="1"/>
+          <w:lang w:val="en-US"/>
         </w:rPr>
         <w:t xml:space="preserve">and this is 'Arise, shine,'— </w:t>
       </w:r>
@@ -1925,15 +2345,21 @@
           <w:b w:val="0"/>
           <w:sz w:val="19"/>
           <w:rtl w:val="1"/>
+          <w:szCs w:val="19"/>
+          <w:bCs w:val="0"/>
+          <w:lang w:val="he-IL" w:bidi="he-IL"/>
         </w:rPr>
         <w:t xml:space="preserve">שֶׁיִּשְׂרָאֵל מְאִירִין לְפָנָיו יִתְבָּרַךְ; </w:t>
       </w:r>
       <w:r>
         <w:rPr>
           <w:rFonts w:ascii="Times New Roman" w:hAnsi="Times New Roman" w:eastAsia="Times New Roman" w:cs="Times New Roman"/>
-          <w:b/>
+          <w:b w:val="1"/>
           <w:sz w:val="19"/>
           <w:rtl w:val="0"/>
+          <w:szCs w:val="19"/>
+          <w:bCs w:val="1"/>
+          <w:lang w:val="en-US"/>
         </w:rPr>
         <w:t xml:space="preserve">that Israel illuminate before Him; </w:t>
       </w:r>
@@ -1946,15 +2372,21 @@
           <w:b w:val="0"/>
           <w:sz w:val="19"/>
           <w:rtl w:val="1"/>
+          <w:szCs w:val="19"/>
+          <w:bCs w:val="0"/>
+          <w:lang w:val="he-IL" w:bidi="he-IL"/>
         </w:rPr>
         <w:t xml:space="preserve">וּמֵהֵיכָן לוֹקְחִין אוֹר? </w:t>
       </w:r>
       <w:r>
         <w:rPr>
           <w:rFonts w:ascii="Times New Roman" w:hAnsi="Times New Roman" w:eastAsia="Times New Roman" w:cs="Times New Roman"/>
-          <w:b/>
+          <w:b w:val="1"/>
           <w:sz w:val="19"/>
           <w:rtl w:val="0"/>
+          <w:szCs w:val="19"/>
+          <w:bCs w:val="1"/>
+          <w:lang w:val="en-US"/>
         </w:rPr>
         <w:t xml:space="preserve">and whence do they draw this light? </w:t>
       </w:r>
@@ -1967,15 +2399,21 @@
           <w:b w:val="0"/>
           <w:sz w:val="19"/>
           <w:rtl w:val="1"/>
+          <w:szCs w:val="19"/>
+          <w:bCs w:val="0"/>
+          <w:lang w:val="he-IL" w:bidi="he-IL"/>
         </w:rPr>
         <w:t xml:space="preserve">עַל יְדֵי הַשֵּׁם יִתְבָּרַךְ: "אוֹרֵךְ" – וּמֵאִיר לָהֶם. </w:t>
       </w:r>
       <w:r>
         <w:rPr>
           <w:rFonts w:ascii="Times New Roman" w:hAnsi="Times New Roman" w:eastAsia="Times New Roman" w:cs="Times New Roman"/>
-          <w:b/>
+          <w:b w:val="1"/>
           <w:sz w:val="19"/>
           <w:rtl w:val="0"/>
+          <w:szCs w:val="19"/>
+          <w:bCs w:val="1"/>
+          <w:lang w:val="en-US"/>
         </w:rPr>
         <w:t xml:space="preserve">Via Hashem: 'your light'—He shines upon them. </w:t>
       </w:r>
@@ -2003,15 +2441,21 @@
           <w:b w:val="0"/>
           <w:sz w:val="19"/>
           <w:rtl w:val="1"/>
+          <w:szCs w:val="19"/>
+          <w:bCs w:val="0"/>
+          <w:lang w:val="he-IL" w:bidi="he-IL"/>
         </w:rPr>
         <w:t xml:space="preserve">וְעַל דֶּרֶךְ זֶה אָמְרוּ בַּמִּדְרָשׁ רַבָּה (תְּצַוֶּה סוֹף פָּרָשָׁה לו) </w:t>
       </w:r>
       <w:r>
         <w:rPr>
           <w:rFonts w:ascii="Times New Roman" w:hAnsi="Times New Roman" w:eastAsia="Times New Roman" w:cs="Times New Roman"/>
-          <w:b/>
+          <w:b w:val="1"/>
           <w:sz w:val="19"/>
           <w:rtl w:val="0"/>
+          <w:szCs w:val="19"/>
+          <w:bCs w:val="1"/>
+          <w:lang w:val="en-US"/>
         </w:rPr>
         <w:t xml:space="preserve">And in this manner they expounded in Midrash Rabbah (Tetzaveh, end of Parashah 36) </w:t>
       </w:r>
@@ -2024,15 +2468,21 @@
           <w:b w:val="0"/>
           <w:sz w:val="19"/>
           <w:rtl w:val="1"/>
+          <w:szCs w:val="19"/>
+          <w:bCs w:val="0"/>
+          <w:lang w:val="he-IL" w:bidi="he-IL"/>
         </w:rPr>
         <w:t xml:space="preserve">בַּמְּנוֹרָה: </w:t>
       </w:r>
       <w:r>
         <w:rPr>
           <w:rFonts w:ascii="Times New Roman" w:hAnsi="Times New Roman" w:eastAsia="Times New Roman" w:cs="Times New Roman"/>
-          <w:b/>
+          <w:b w:val="1"/>
           <w:sz w:val="19"/>
           <w:rtl w:val="0"/>
+          <w:szCs w:val="19"/>
+          <w:bCs w:val="1"/>
+          <w:lang w:val="en-US"/>
         </w:rPr>
         <w:t xml:space="preserve">regarding the Menorah: </w:t>
       </w:r>
@@ -2045,15 +2495,21 @@
           <w:b w:val="0"/>
           <w:sz w:val="19"/>
           <w:rtl w:val="1"/>
+          <w:szCs w:val="19"/>
+          <w:bCs w:val="0"/>
+          <w:lang w:val="he-IL" w:bidi="he-IL"/>
         </w:rPr>
         <w:t xml:space="preserve">הַקָּדוֹשׁ בָּרוּךְ הוּא מֵאִיר לְכָל הָעוֹלָם </w:t>
       </w:r>
       <w:r>
         <w:rPr>
           <w:rFonts w:ascii="Times New Roman" w:hAnsi="Times New Roman" w:eastAsia="Times New Roman" w:cs="Times New Roman"/>
-          <w:b/>
+          <w:b w:val="1"/>
           <w:sz w:val="19"/>
           <w:rtl w:val="0"/>
+          <w:szCs w:val="19"/>
+          <w:bCs w:val="1"/>
+          <w:lang w:val="en-US"/>
         </w:rPr>
         <w:t xml:space="preserve">the Holy One illuminates the whole universe, </w:t>
       </w:r>
@@ -2066,15 +2522,21 @@
           <w:b w:val="0"/>
           <w:sz w:val="19"/>
           <w:rtl w:val="1"/>
+          <w:szCs w:val="19"/>
+          <w:bCs w:val="0"/>
+          <w:lang w:val="he-IL" w:bidi="he-IL"/>
         </w:rPr>
         <w:t xml:space="preserve">וּמְצַוֶּה לְהָאִיר לְפָנָיו. </w:t>
       </w:r>
       <w:r>
         <w:rPr>
           <w:rFonts w:ascii="Times New Roman" w:hAnsi="Times New Roman" w:eastAsia="Times New Roman" w:cs="Times New Roman"/>
-          <w:b/>
+          <w:b w:val="1"/>
           <w:sz w:val="19"/>
           <w:rtl w:val="0"/>
+          <w:szCs w:val="19"/>
+          <w:bCs w:val="1"/>
+          <w:lang w:val="en-US"/>
         </w:rPr>
         <w:t xml:space="preserve">yet commands that they illuminate before Him. </w:t>
       </w:r>
@@ -2087,15 +2549,21 @@
           <w:b w:val="0"/>
           <w:sz w:val="19"/>
           <w:rtl w:val="1"/>
+          <w:szCs w:val="19"/>
+          <w:bCs w:val="0"/>
+          <w:lang w:val="he-IL" w:bidi="he-IL"/>
         </w:rPr>
         <w:t xml:space="preserve">כִּי שֶׁמֶן הִיא חָכְמָה, </w:t>
       </w:r>
       <w:r>
         <w:rPr>
           <w:rFonts w:ascii="Times New Roman" w:hAnsi="Times New Roman" w:eastAsia="Times New Roman" w:cs="Times New Roman"/>
-          <w:b/>
+          <w:b w:val="1"/>
           <w:sz w:val="19"/>
           <w:rtl w:val="0"/>
+          <w:szCs w:val="19"/>
+          <w:bCs w:val="1"/>
+          <w:lang w:val="en-US"/>
         </w:rPr>
         <w:t xml:space="preserve">For oil represents Chokhmah (Wisdom), </w:t>
       </w:r>
@@ -2123,15 +2591,21 @@
           <w:b w:val="0"/>
           <w:sz w:val="19"/>
           <w:rtl w:val="1"/>
+          <w:szCs w:val="19"/>
+          <w:bCs w:val="0"/>
+          <w:lang w:val="he-IL" w:bidi="he-IL"/>
         </w:rPr>
         <w:t xml:space="preserve">וְאוֹר הַשֶּׁמֶן הִיא אוֹר תּוֹרָה. </w:t>
       </w:r>
       <w:r>
         <w:rPr>
           <w:rFonts w:ascii="Times New Roman" w:hAnsi="Times New Roman" w:eastAsia="Times New Roman" w:cs="Times New Roman"/>
-          <w:b/>
+          <w:b w:val="1"/>
           <w:sz w:val="19"/>
           <w:rtl w:val="0"/>
+          <w:szCs w:val="19"/>
+          <w:bCs w:val="1"/>
+          <w:lang w:val="en-US"/>
         </w:rPr>
         <w:t xml:space="preserve">and the light of the oil is the light of the Torah. </w:t>
       </w:r>
@@ -2144,15 +2618,21 @@
           <w:b w:val="0"/>
           <w:sz w:val="19"/>
           <w:rtl w:val="1"/>
+          <w:szCs w:val="19"/>
+          <w:bCs w:val="0"/>
+          <w:lang w:val="he-IL" w:bidi="he-IL"/>
         </w:rPr>
         <w:t xml:space="preserve">וְהַשֵּׁם יִתְבָּרַךְ מֵאִיר בְּאוֹר תּוֹרָה שֶׁבִּכְתָב, </w:t>
       </w:r>
       <w:r>
         <w:rPr>
           <w:rFonts w:ascii="Times New Roman" w:hAnsi="Times New Roman" w:eastAsia="Times New Roman" w:cs="Times New Roman"/>
-          <w:b/>
+          <w:b w:val="1"/>
           <w:sz w:val="19"/>
           <w:rtl w:val="0"/>
+          <w:szCs w:val="19"/>
+          <w:bCs w:val="1"/>
+          <w:lang w:val="en-US"/>
         </w:rPr>
         <w:t xml:space="preserve">And Hashem illuminates through the light of the Written Torah, </w:t>
       </w:r>
@@ -2165,15 +2645,21 @@
           <w:b w:val="0"/>
           <w:sz w:val="19"/>
           <w:rtl w:val="1"/>
+          <w:szCs w:val="19"/>
+          <w:bCs w:val="0"/>
+          <w:lang w:val="he-IL" w:bidi="he-IL"/>
         </w:rPr>
         <w:t xml:space="preserve">וְיִשְׂרָאֵל מְאִירִים בְּתוֹרָה שֶׁבְּעַל פֶּה, </w:t>
       </w:r>
       <w:r>
         <w:rPr>
           <w:rFonts w:ascii="Times New Roman" w:hAnsi="Times New Roman" w:eastAsia="Times New Roman" w:cs="Times New Roman"/>
-          <w:b/>
+          <w:b w:val="1"/>
           <w:sz w:val="19"/>
           <w:rtl w:val="0"/>
+          <w:szCs w:val="19"/>
+          <w:bCs w:val="1"/>
+          <w:lang w:val="en-US"/>
         </w:rPr>
         <w:t xml:space="preserve">and Israel illuminate through the Oral Torah, </w:t>
       </w:r>
@@ -2186,15 +2672,21 @@
           <w:b w:val="0"/>
           <w:sz w:val="19"/>
           <w:rtl w:val="1"/>
+          <w:szCs w:val="19"/>
+          <w:bCs w:val="0"/>
+          <w:lang w:val="he-IL" w:bidi="he-IL"/>
         </w:rPr>
         <w:t xml:space="preserve">שֶׁזֶּהוּ מַה שֶּׁהֵם מְחַדְּשִׁים. </w:t>
       </w:r>
       <w:r>
         <w:rPr>
           <w:rFonts w:ascii="Times New Roman" w:hAnsi="Times New Roman" w:eastAsia="Times New Roman" w:cs="Times New Roman"/>
-          <w:b/>
+          <w:b w:val="1"/>
           <w:sz w:val="19"/>
           <w:rtl w:val="0"/>
+          <w:szCs w:val="19"/>
+          <w:bCs w:val="1"/>
+          <w:lang w:val="en-US"/>
         </w:rPr>
         <w:t xml:space="preserve">which is what they innovate through analysis. </w:t>
       </w:r>
@@ -2212,15 +2704,21 @@
           <w:b w:val="0"/>
           <w:sz w:val="19"/>
           <w:rtl w:val="1"/>
+          <w:szCs w:val="19"/>
+          <w:bCs w:val="0"/>
+          <w:lang w:val="he-IL" w:bidi="he-IL"/>
         </w:rPr>
         <w:t xml:space="preserve">וּבֶאֱמֶת גַּם זֶה "דִּבְרֵי אֱלֹהִים חַיִּים", </w:t>
       </w:r>
       <w:r>
         <w:rPr>
           <w:rFonts w:ascii="Times New Roman" w:hAnsi="Times New Roman" w:eastAsia="Times New Roman" w:cs="Times New Roman"/>
-          <w:b/>
+          <w:b w:val="1"/>
           <w:sz w:val="19"/>
           <w:rtl w:val="0"/>
+          <w:szCs w:val="19"/>
+          <w:bCs w:val="1"/>
+          <w:lang w:val="en-US"/>
         </w:rPr>
         <w:t xml:space="preserve">And in truth, these too are the 'words of the living God,' </w:t>
       </w:r>
@@ -2233,15 +2731,21 @@
           <w:b w:val="0"/>
           <w:sz w:val="19"/>
           <w:rtl w:val="1"/>
+          <w:szCs w:val="19"/>
+          <w:bCs w:val="0"/>
+          <w:lang w:val="he-IL" w:bidi="he-IL"/>
         </w:rPr>
         <w:t xml:space="preserve">כְּמוֹ שֶׁנֶּאֱמַר (בְּעֵירוּבִין יג:) וְכֵן אִיתָא (בָּבָא בַּתְרָא יב.), </w:t>
       </w:r>
       <w:r>
         <w:rPr>
           <w:rFonts w:ascii="Times New Roman" w:hAnsi="Times New Roman" w:eastAsia="Times New Roman" w:cs="Times New Roman"/>
-          <w:b/>
+          <w:b w:val="1"/>
           <w:sz w:val="19"/>
           <w:rtl w:val="0"/>
+          <w:szCs w:val="19"/>
+          <w:bCs w:val="1"/>
+          <w:lang w:val="en-US"/>
         </w:rPr>
         <w:t xml:space="preserve">as stated (in Eruvin 13b) and so brought (Bava Batra 12a), </w:t>
       </w:r>
@@ -2269,15 +2773,21 @@
           <w:b w:val="0"/>
           <w:sz w:val="19"/>
           <w:rtl w:val="1"/>
+          <w:szCs w:val="19"/>
+          <w:bCs w:val="0"/>
+          <w:lang w:val="he-IL" w:bidi="he-IL"/>
         </w:rPr>
         <w:t xml:space="preserve">וְעַיֵּין שָׁם בָּרַמְבַּ״ן דְּהוּא בְּרוּחַ הַקֹּדֶשׁ וְעָדִיף מִנְּבוּאָה. </w:t>
       </w:r>
       <w:r>
         <w:rPr>
           <w:rFonts w:ascii="Times New Roman" w:hAnsi="Times New Roman" w:eastAsia="Times New Roman" w:cs="Times New Roman"/>
-          <w:b/>
+          <w:b w:val="1"/>
           <w:sz w:val="19"/>
           <w:rtl w:val="0"/>
+          <w:szCs w:val="19"/>
+          <w:bCs w:val="1"/>
+          <w:lang w:val="en-US"/>
         </w:rPr>
         <w:t xml:space="preserve">and see there in the Ramban that it stems from the Holy Spirit and is superior to prophecy. </w:t>
       </w:r>
@@ -2290,15 +2800,21 @@
           <w:b w:val="0"/>
           <w:sz w:val="19"/>
           <w:rtl w:val="1"/>
+          <w:szCs w:val="19"/>
+          <w:bCs w:val="0"/>
+          <w:lang w:val="he-IL" w:bidi="he-IL"/>
         </w:rPr>
         <w:t xml:space="preserve">אֲבָל מִכָּל מָקוֹם הַשֵּׁם יִתְבָּרַךְ מָסַר זֶה לַחֲכָמִים </w:t>
       </w:r>
       <w:r>
         <w:rPr>
           <w:rFonts w:ascii="Times New Roman" w:hAnsi="Times New Roman" w:eastAsia="Times New Roman" w:cs="Times New Roman"/>
-          <w:b/>
+          <w:b w:val="1"/>
           <w:sz w:val="19"/>
           <w:rtl w:val="0"/>
+          <w:szCs w:val="19"/>
+          <w:bCs w:val="1"/>
+          <w:lang w:val="en-US"/>
         </w:rPr>
         <w:t xml:space="preserve">Nevertheless, Hashem delivered this over to the Sages </w:t>
       </w:r>
@@ -2311,15 +2827,21 @@
           <w:b w:val="0"/>
           <w:sz w:val="19"/>
           <w:rtl w:val="1"/>
+          <w:szCs w:val="19"/>
+          <w:bCs w:val="0"/>
+          <w:lang w:val="he-IL" w:bidi="he-IL"/>
         </w:rPr>
         <w:t xml:space="preserve">כְּאִילּוּ הֵם הַמְּאִירִים זֶה, </w:t>
       </w:r>
       <w:r>
         <w:rPr>
           <w:rFonts w:ascii="Times New Roman" w:hAnsi="Times New Roman" w:eastAsia="Times New Roman" w:cs="Times New Roman"/>
-          <w:b/>
+          <w:b w:val="1"/>
           <w:sz w:val="19"/>
           <w:rtl w:val="0"/>
+          <w:szCs w:val="19"/>
+          <w:bCs w:val="1"/>
+          <w:lang w:val="en-US"/>
         </w:rPr>
         <w:t xml:space="preserve">as if they are the ones generating this illumination; </w:t>
       </w:r>
@@ -2332,15 +2854,21 @@
           <w:b w:val="0"/>
           <w:sz w:val="19"/>
           <w:rtl w:val="1"/>
+          <w:szCs w:val="19"/>
+          <w:bCs w:val="0"/>
+          <w:lang w:val="he-IL" w:bidi="he-IL"/>
         </w:rPr>
         <w:t xml:space="preserve">וְעַל יְדֵי שֶׁ"בָא אוֹרֵךְ" – </w:t>
       </w:r>
       <w:r>
         <w:rPr>
           <w:rFonts w:ascii="Times New Roman" w:hAnsi="Times New Roman" w:eastAsia="Times New Roman" w:cs="Times New Roman"/>
-          <w:b/>
+          <w:b w:val="1"/>
           <w:sz w:val="19"/>
           <w:rtl w:val="0"/>
+          <w:szCs w:val="19"/>
+          <w:bCs w:val="1"/>
+          <w:lang w:val="en-US"/>
         </w:rPr>
         <w:t xml:space="preserve">and by virtue of 'your light has come'— </w:t>
       </w:r>
@@ -2353,15 +2881,21 @@
           <w:b w:val="0"/>
           <w:sz w:val="19"/>
           <w:rtl w:val="1"/>
+          <w:szCs w:val="19"/>
+          <w:bCs w:val="0"/>
+          <w:lang w:val="he-IL" w:bidi="he-IL"/>
         </w:rPr>
         <w:t xml:space="preserve">מַה שֶּׁהַשֵּׁם יִתְבָּרַךְ מֵאִיר לְלִבָּם, </w:t>
       </w:r>
       <w:r>
         <w:rPr>
           <w:rFonts w:ascii="Times New Roman" w:hAnsi="Times New Roman" w:eastAsia="Times New Roman" w:cs="Times New Roman"/>
-          <w:b/>
+          <w:b w:val="1"/>
           <w:sz w:val="19"/>
           <w:rtl w:val="0"/>
+          <w:szCs w:val="19"/>
+          <w:bCs w:val="1"/>
+          <w:lang w:val="en-US"/>
         </w:rPr>
         <w:t xml:space="preserve">that which Hashem shines into their hearts, </w:t>
       </w:r>
@@ -2374,15 +2908,21 @@
           <w:b w:val="0"/>
           <w:sz w:val="19"/>
           <w:rtl w:val="1"/>
+          <w:szCs w:val="19"/>
+          <w:bCs w:val="0"/>
+          <w:lang w:val="he-IL" w:bidi="he-IL"/>
         </w:rPr>
         <w:t xml:space="preserve">עַל יְדֵי זֶה הֵם מְאִירִים לְפָנָיו יִתְבָּרַךְ. </w:t>
       </w:r>
       <w:r>
         <w:rPr>
           <w:rFonts w:ascii="Times New Roman" w:hAnsi="Times New Roman" w:eastAsia="Times New Roman" w:cs="Times New Roman"/>
-          <w:b/>
+          <w:b w:val="1"/>
           <w:sz w:val="19"/>
           <w:rtl w:val="0"/>
+          <w:szCs w:val="19"/>
+          <w:bCs w:val="1"/>
+          <w:lang w:val="en-US"/>
         </w:rPr>
         <w:t xml:space="preserve">thereby they shine back before Him. </w:t>
       </w:r>
@@ -2395,15 +2935,21 @@
           <w:b w:val="0"/>
           <w:sz w:val="19"/>
           <w:rtl w:val="1"/>
+          <w:szCs w:val="19"/>
+          <w:bCs w:val="0"/>
+          <w:lang w:val="he-IL" w:bidi="he-IL"/>
         </w:rPr>
         <w:t xml:space="preserve">וְאָמַר "קוּמִי אוֹרִי" תְּחִלָּה, </w:t>
       </w:r>
       <w:r>
         <w:rPr>
           <w:rFonts w:ascii="Times New Roman" w:hAnsi="Times New Roman" w:eastAsia="Times New Roman" w:cs="Times New Roman"/>
-          <w:b/>
+          <w:b w:val="1"/>
           <w:sz w:val="19"/>
           <w:rtl w:val="0"/>
+          <w:szCs w:val="19"/>
+          <w:bCs w:val="1"/>
+          <w:lang w:val="en-US"/>
         </w:rPr>
         <w:t xml:space="preserve">And Scripture states 'Arise, shine' first, </w:t>
       </w:r>
@@ -2416,15 +2962,21 @@
           <w:b w:val="0"/>
           <w:sz w:val="19"/>
           <w:rtl w:val="1"/>
+          <w:szCs w:val="19"/>
+          <w:bCs w:val="0"/>
+          <w:lang w:val="he-IL" w:bidi="he-IL"/>
         </w:rPr>
         <w:t xml:space="preserve">דִּבְהִתְגַּלּוּת הֵם הַמְּאִירִים בְּעַצְמָם. </w:t>
       </w:r>
       <w:r>
         <w:rPr>
           <w:rFonts w:ascii="Times New Roman" w:hAnsi="Times New Roman" w:eastAsia="Times New Roman" w:cs="Times New Roman"/>
-          <w:b/>
+          <w:b w:val="1"/>
           <w:sz w:val="19"/>
           <w:rtl w:val="0"/>
+          <w:szCs w:val="19"/>
+          <w:bCs w:val="1"/>
+          <w:lang w:val="en-US"/>
         </w:rPr>
         <w:t xml:space="preserve">for in overt manifestation they are the ones actively illuminating. </w:t>
       </w:r>
@@ -2437,15 +2989,21 @@
           <w:b w:val="0"/>
           <w:sz w:val="19"/>
           <w:rtl w:val="1"/>
+          <w:szCs w:val="19"/>
+          <w:bCs w:val="0"/>
+          <w:lang w:val="he-IL" w:bidi="he-IL"/>
         </w:rPr>
         <w:t xml:space="preserve">וְעַל זֶה אָמַר בַּמִּדְרָשׁ שָׁם: "לְמַעֲשֵׂה יָדֶיךָ תִכְסֹף", </w:t>
       </w:r>
       <w:r>
         <w:rPr>
           <w:rFonts w:ascii="Times New Roman" w:hAnsi="Times New Roman" w:eastAsia="Times New Roman" w:cs="Times New Roman"/>
-          <w:b/>
+          <w:b w:val="1"/>
           <w:sz w:val="19"/>
           <w:rtl w:val="0"/>
+          <w:szCs w:val="19"/>
+          <w:bCs w:val="1"/>
+          <w:lang w:val="en-US"/>
         </w:rPr>
         <w:t xml:space="preserve">And upon this the Midrash stated: 'You will yearn for the work of Your hands,'— </w:t>
       </w:r>
@@ -2473,15 +3031,21 @@
           <w:b w:val="0"/>
           <w:sz w:val="19"/>
           <w:rtl w:val="1"/>
+          <w:szCs w:val="19"/>
+          <w:bCs w:val="0"/>
+          <w:lang w:val="he-IL" w:bidi="he-IL"/>
         </w:rPr>
         <w:t xml:space="preserve">שֶׁהַשֵּׁם יִתְבָּרַךְ מִתְאַוֶּה לָהֶם </w:t>
       </w:r>
       <w:r>
         <w:rPr>
           <w:rFonts w:ascii="Times New Roman" w:hAnsi="Times New Roman" w:eastAsia="Times New Roman" w:cs="Times New Roman"/>
-          <w:b/>
+          <w:b w:val="1"/>
           <w:sz w:val="19"/>
           <w:rtl w:val="0"/>
+          <w:szCs w:val="19"/>
+          <w:bCs w:val="1"/>
+          <w:lang w:val="en-US"/>
         </w:rPr>
         <w:t xml:space="preserve">that Hashem yearns for them, </w:t>
       </w:r>
@@ -2499,15 +3063,21 @@
           <w:b w:val="0"/>
           <w:sz w:val="19"/>
           <w:rtl w:val="1"/>
+          <w:szCs w:val="19"/>
+          <w:bCs w:val="0"/>
+          <w:lang w:val="he-IL" w:bidi="he-IL"/>
         </w:rPr>
         <w:t xml:space="preserve">שֶׁיִּהְיֶה נִקְרָא עַל שֵׁם בְּנֵי יִשְׂרָאֵל שֶׁהֵם הַמְּאִירִים. </w:t>
       </w:r>
       <w:r>
         <w:rPr>
           <w:rFonts w:ascii="Times New Roman" w:hAnsi="Times New Roman" w:eastAsia="Times New Roman" w:cs="Times New Roman"/>
-          <w:b/>
+          <w:b w:val="1"/>
           <w:sz w:val="19"/>
           <w:rtl w:val="0"/>
+          <w:szCs w:val="19"/>
+          <w:bCs w:val="1"/>
+          <w:lang w:val="en-US"/>
         </w:rPr>
         <w:t xml:space="preserve">that it be ascribed to the children of Israel, that they are the luminaries. </w:t>
       </w:r>
@@ -2520,15 +3090,21 @@
           <w:b w:val="0"/>
           <w:sz w:val="19"/>
           <w:rtl w:val="1"/>
+          <w:szCs w:val="19"/>
+          <w:bCs w:val="0"/>
+          <w:lang w:val="he-IL" w:bidi="he-IL"/>
         </w:rPr>
         <w:t xml:space="preserve">וְדָבָר זֶה הוּא חֲנֻכַּת אַהֲרֹן, </w:t>
       </w:r>
       <w:r>
         <w:rPr>
           <w:rFonts w:ascii="Times New Roman" w:hAnsi="Times New Roman" w:eastAsia="Times New Roman" w:cs="Times New Roman"/>
-          <w:b/>
+          <w:b w:val="1"/>
           <w:sz w:val="19"/>
           <w:rtl w:val="0"/>
+          <w:szCs w:val="19"/>
+          <w:bCs w:val="1"/>
+          <w:lang w:val="en-US"/>
         </w:rPr>
         <w:t xml:space="preserve">And this matter is the dedication of Aaron, </w:t>
       </w:r>
@@ -2541,15 +3117,21 @@
           <w:b w:val="0"/>
           <w:sz w:val="19"/>
           <w:rtl w:val="1"/>
+          <w:szCs w:val="19"/>
+          <w:bCs w:val="0"/>
+          <w:lang w:val="he-IL" w:bidi="he-IL"/>
         </w:rPr>
         <w:t xml:space="preserve">כְּמוֹ שֶׁנֶּאֱמַר בַּמִּדְרָשׁ (רֵישׁ פָּרָשַׁת בְּהַעֲלֹתְךָ), </w:t>
       </w:r>
       <w:r>
         <w:rPr>
           <w:rFonts w:ascii="Times New Roman" w:hAnsi="Times New Roman" w:eastAsia="Times New Roman" w:cs="Times New Roman"/>
-          <w:b/>
+          <w:b w:val="1"/>
           <w:sz w:val="19"/>
           <w:rtl w:val="0"/>
+          <w:szCs w:val="19"/>
+          <w:bCs w:val="1"/>
+          <w:lang w:val="en-US"/>
         </w:rPr>
         <w:t xml:space="preserve">as stated in the Midrash (beginning of Parashat Beha'alotekha), </w:t>
       </w:r>
@@ -2562,15 +3144,21 @@
           <w:b w:val="0"/>
           <w:sz w:val="19"/>
           <w:rtl w:val="1"/>
+          <w:szCs w:val="19"/>
+          <w:bCs w:val="0"/>
+          <w:lang w:val="he-IL" w:bidi="he-IL"/>
         </w:rPr>
         <w:t xml:space="preserve">כִּי הוּא הַשּׁוֹרֶשׁ דְּתוֹרָה שֶׁבְּעַל פֶּה, </w:t>
       </w:r>
       <w:r>
         <w:rPr>
           <w:rFonts w:ascii="Times New Roman" w:hAnsi="Times New Roman" w:eastAsia="Times New Roman" w:cs="Times New Roman"/>
-          <w:b/>
+          <w:b w:val="1"/>
           <w:sz w:val="19"/>
           <w:rtl w:val="0"/>
+          <w:szCs w:val="19"/>
+          <w:bCs w:val="1"/>
+          <w:lang w:val="en-US"/>
         </w:rPr>
         <w:t xml:space="preserve">for he is the root of the Oral Torah, </w:t>
       </w:r>
@@ -2583,15 +3171,21 @@
           <w:b w:val="0"/>
           <w:sz w:val="19"/>
           <w:rtl w:val="1"/>
+          <w:szCs w:val="19"/>
+          <w:bCs w:val="0"/>
+          <w:lang w:val="he-IL" w:bidi="he-IL"/>
         </w:rPr>
         <w:t xml:space="preserve">כְּמוֹ שֶׁנֶּאֱמַר: "יוֹרוּ מִשְׁפָּטֶיךָ לְיַעֲקֹב" וְגוֹמֵר, </w:t>
       </w:r>
       <w:r>
         <w:rPr>
           <w:rFonts w:ascii="Times New Roman" w:hAnsi="Times New Roman" w:eastAsia="Times New Roman" w:cs="Times New Roman"/>
-          <w:b/>
+          <w:b w:val="1"/>
           <w:sz w:val="19"/>
           <w:rtl w:val="0"/>
+          <w:szCs w:val="19"/>
+          <w:bCs w:val="1"/>
+          <w:lang w:val="en-US"/>
         </w:rPr>
         <w:t xml:space="preserve">as it is said: 'They shall teach Your judgments to Jacob, etc.', </w:t>
       </w:r>
@@ -2619,15 +3213,21 @@
           <w:b w:val="0"/>
           <w:sz w:val="19"/>
           <w:rtl w:val="1"/>
+          <w:szCs w:val="19"/>
+          <w:bCs w:val="0"/>
+          <w:lang w:val="he-IL" w:bidi="he-IL"/>
         </w:rPr>
         <w:t xml:space="preserve">וְנֶאֱמַר: "וּבָאתָ אֶל הַכֹּהֲנִים" וְגוֹמֵר "עַל פִּי הַתּוֹרָה אֲשֶׁר יוֹרוּךָ" וְגוֹמֵר, </w:t>
       </w:r>
       <w:r>
         <w:rPr>
           <w:rFonts w:ascii="Times New Roman" w:hAnsi="Times New Roman" w:eastAsia="Times New Roman" w:cs="Times New Roman"/>
-          <w:b/>
+          <w:b w:val="1"/>
           <w:sz w:val="19"/>
           <w:rtl w:val="0"/>
+          <w:szCs w:val="19"/>
+          <w:bCs w:val="1"/>
+          <w:lang w:val="en-US"/>
         </w:rPr>
         <w:t xml:space="preserve">and said: 'And you shall come unto the priests... according to the Torah they teach you, etc.', </w:t>
       </w:r>
@@ -2640,15 +3240,21 @@
           <w:b w:val="0"/>
           <w:sz w:val="19"/>
           <w:rtl w:val="1"/>
+          <w:szCs w:val="19"/>
+          <w:bCs w:val="0"/>
+          <w:lang w:val="he-IL" w:bidi="he-IL"/>
         </w:rPr>
         <w:t xml:space="preserve">וְנֶאֱמַר: "שִׂפְתֵי כֹהֵן" וְגוֹמֵר "וְתוֹרָה יְבַקְשׁוּ מִפִּיהוּ" וְגוֹמֵר. </w:t>
       </w:r>
       <w:r>
         <w:rPr>
           <w:rFonts w:ascii="Times New Roman" w:hAnsi="Times New Roman" w:eastAsia="Times New Roman" w:cs="Times New Roman"/>
-          <w:b/>
+          <w:b w:val="1"/>
           <w:sz w:val="19"/>
           <w:rtl w:val="0"/>
+          <w:szCs w:val="19"/>
+          <w:bCs w:val="1"/>
+          <w:lang w:val="en-US"/>
         </w:rPr>
         <w:t xml:space="preserve">and said: 'The lips of the priest... and they shall seek Torah from his mouth, etc.' </w:t>
       </w:r>
@@ -2705,15 +3311,21 @@
           <w:b w:val="0"/>
           <w:sz w:val="19"/>
           <w:rtl w:val="1"/>
+          <w:szCs w:val="19"/>
+          <w:bCs w:val="0"/>
+          <w:lang w:val="he-IL" w:bidi="he-IL"/>
         </w:rPr>
         <w:t xml:space="preserve">וְחַמָּה וּלְבָנָה רוֹמְזִים גַּם כֵּן לְתוֹרָה שֶׁבִּכְתָב וְתוֹרָה שֶׁבְּעַל פֶּה, </w:t>
       </w:r>
       <w:r>
         <w:rPr>
           <w:rFonts w:ascii="Times New Roman" w:hAnsi="Times New Roman" w:eastAsia="Times New Roman" w:cs="Times New Roman"/>
-          <w:b/>
+          <w:b w:val="1"/>
           <w:sz w:val="19"/>
           <w:rtl w:val="0"/>
+          <w:szCs w:val="19"/>
+          <w:bCs w:val="1"/>
+          <w:lang w:val="en-US"/>
         </w:rPr>
         <w:t xml:space="preserve">And the sun and the moon likewise allude to the Written Torah and Oral Torah, </w:t>
       </w:r>
@@ -2726,15 +3338,21 @@
           <w:b w:val="0"/>
           <w:sz w:val="19"/>
           <w:rtl w:val="1"/>
+          <w:szCs w:val="19"/>
+          <w:bCs w:val="0"/>
+          <w:lang w:val="he-IL" w:bidi="he-IL"/>
         </w:rPr>
         <w:t xml:space="preserve">דִּמְקַבְּלִים הָאוֹר מִתּוֹרָה שֶׁבִּכְתָב. </w:t>
       </w:r>
       <w:r>
         <w:rPr>
           <w:rFonts w:ascii="Times New Roman" w:hAnsi="Times New Roman" w:eastAsia="Times New Roman" w:cs="Times New Roman"/>
-          <w:b/>
+          <w:b w:val="1"/>
           <w:sz w:val="19"/>
           <w:rtl w:val="0"/>
+          <w:szCs w:val="19"/>
+          <w:bCs w:val="1"/>
+          <w:lang w:val="en-US"/>
         </w:rPr>
         <w:t xml:space="preserve">since they receive the illumination from the Written Torah. </w:t>
       </w:r>
@@ -2747,15 +3365,21 @@
           <w:b w:val="0"/>
           <w:sz w:val="19"/>
           <w:rtl w:val="1"/>
+          <w:szCs w:val="19"/>
+          <w:bCs w:val="0"/>
+          <w:lang w:val="he-IL" w:bidi="he-IL"/>
         </w:rPr>
         <w:t xml:space="preserve">וְעַל כֵּן אָמְרוּ בְּמִדְרַשׁ הַנֶּעֱלָם (זֹהַר חֵלֶק א, צז עַמּוּד ב): </w:t>
       </w:r>
       <w:r>
         <w:rPr>
           <w:rFonts w:ascii="Times New Roman" w:hAnsi="Times New Roman" w:eastAsia="Times New Roman" w:cs="Times New Roman"/>
-          <w:b/>
+          <w:b w:val="1"/>
           <w:sz w:val="19"/>
           <w:rtl w:val="0"/>
+          <w:szCs w:val="19"/>
+          <w:bCs w:val="1"/>
+          <w:lang w:val="en-US"/>
         </w:rPr>
         <w:t xml:space="preserve">And therefore they stated in the Midrash HaNe'elam (Zohar Part I, 97b): </w:t>
       </w:r>
@@ -2774,15 +3398,21 @@
           <w:b w:val="0"/>
           <w:sz w:val="19"/>
           <w:rtl w:val="1"/>
+          <w:szCs w:val="19"/>
+          <w:bCs w:val="0"/>
+          <w:lang w:val="he-IL" w:bidi="he-IL"/>
         </w:rPr>
         <w:t xml:space="preserve">דְּהַקָּדוֹשׁ בָּרוּךְ הוּא בָּא בְּרֹאשׁ חֹדֶשׁ </w:t>
       </w:r>
       <w:r>
         <w:rPr>
           <w:rFonts w:ascii="Times New Roman" w:hAnsi="Times New Roman" w:eastAsia="Times New Roman" w:cs="Times New Roman"/>
-          <w:b/>
+          <w:b w:val="1"/>
           <w:sz w:val="19"/>
           <w:rtl w:val="0"/>
+          <w:szCs w:val="19"/>
+          <w:bCs w:val="1"/>
+          <w:lang w:val="en-US"/>
         </w:rPr>
         <w:t xml:space="preserve">that the Holy One comes on Rosh Chodesh </w:t>
       </w:r>
@@ -2795,15 +3425,21 @@
           <w:b w:val="0"/>
           <w:sz w:val="19"/>
           <w:rtl w:val="1"/>
+          <w:szCs w:val="19"/>
+          <w:bCs w:val="0"/>
+          <w:lang w:val="he-IL" w:bidi="he-IL"/>
         </w:rPr>
         <w:t xml:space="preserve">לְמִשְׁמַע אוּלְפָן מִנִּשְׁמָתְהוֹן דְּצַדִּיקַיָּא, </w:t>
       </w:r>
       <w:r>
         <w:rPr>
           <w:rFonts w:ascii="Times New Roman" w:hAnsi="Times New Roman" w:eastAsia="Times New Roman" w:cs="Times New Roman"/>
-          <w:b/>
+          <w:b w:val="1"/>
           <w:sz w:val="19"/>
           <w:rtl w:val="0"/>
+          <w:szCs w:val="19"/>
+          <w:bCs w:val="1"/>
+          <w:lang w:val="en-US"/>
         </w:rPr>
         <w:t xml:space="preserve">to hear teachings of Torah from the souls of the righteous, </w:t>
       </w:r>
@@ -2816,15 +3452,21 @@
           <w:b w:val="0"/>
           <w:sz w:val="19"/>
           <w:rtl w:val="1"/>
+          <w:szCs w:val="19"/>
+          <w:bCs w:val="0"/>
+          <w:lang w:val="he-IL" w:bidi="he-IL"/>
         </w:rPr>
         <w:t xml:space="preserve">שֶׁאָז הוּא הֶאָרַת הָאוֹר דְּתוֹרָה שֶׁבְּעַל פֶּה </w:t>
       </w:r>
       <w:r>
         <w:rPr>
           <w:rFonts w:ascii="Times New Roman" w:hAnsi="Times New Roman" w:eastAsia="Times New Roman" w:cs="Times New Roman"/>
-          <w:b/>
+          <w:b w:val="1"/>
           <w:sz w:val="19"/>
           <w:rtl w:val="0"/>
+          <w:szCs w:val="19"/>
+          <w:bCs w:val="1"/>
+          <w:lang w:val="en-US"/>
         </w:rPr>
         <w:t xml:space="preserve">for then shines the illumination of the Oral Torah, </w:t>
       </w:r>
@@ -2837,15 +3479,21 @@
           <w:b w:val="0"/>
           <w:sz w:val="19"/>
           <w:rtl w:val="1"/>
+          <w:szCs w:val="19"/>
+          <w:bCs w:val="0"/>
+          <w:lang w:val="he-IL" w:bidi="he-IL"/>
         </w:rPr>
         <w:t xml:space="preserve">וְהַשֵּׁם יִתְבָּרַךְ יִכְסֹף לְמַעֲשֵׂה יָדָיו; </w:t>
       </w:r>
       <w:r>
         <w:rPr>
           <w:rFonts w:ascii="Times New Roman" w:hAnsi="Times New Roman" w:eastAsia="Times New Roman" w:cs="Times New Roman"/>
-          <w:b/>
+          <w:b w:val="1"/>
           <w:sz w:val="19"/>
           <w:rtl w:val="0"/>
+          <w:szCs w:val="19"/>
+          <w:bCs w:val="1"/>
+          <w:lang w:val="en-US"/>
         </w:rPr>
         <w:t xml:space="preserve">and Hashem yearns for the work of His hands; </w:t>
       </w:r>
@@ -2858,15 +3506,21 @@
           <w:b w:val="0"/>
           <w:sz w:val="19"/>
           <w:rtl w:val="1"/>
+          <w:szCs w:val="19"/>
+          <w:bCs w:val="0"/>
+          <w:lang w:val="he-IL" w:bidi="he-IL"/>
         </w:rPr>
         <w:t xml:space="preserve">וְעַל כֵּן מָסַר קִדּוּשׁ הַחֹדֶשׁ לַחֲכָמִים, </w:t>
       </w:r>
       <w:r>
         <w:rPr>
           <w:rFonts w:ascii="Times New Roman" w:hAnsi="Times New Roman" w:eastAsia="Times New Roman" w:cs="Times New Roman"/>
-          <w:b/>
+          <w:b w:val="1"/>
           <w:sz w:val="19"/>
           <w:rtl w:val="0"/>
+          <w:szCs w:val="19"/>
+          <w:bCs w:val="1"/>
+          <w:lang w:val="en-US"/>
         </w:rPr>
         <w:t xml:space="preserve">and therefore He handed the sanctification of the New Moon to the Sages, </w:t>
       </w:r>
@@ -2879,15 +3533,21 @@
           <w:b w:val="0"/>
           <w:sz w:val="19"/>
           <w:rtl w:val="1"/>
+          <w:szCs w:val="19"/>
+          <w:bCs w:val="0"/>
+          <w:lang w:val="he-IL" w:bidi="he-IL"/>
         </w:rPr>
         <w:t xml:space="preserve">כִּי הֵם הַמְּאִירִים אוֹר דְּתוֹרָה שֶׁבְּעַל פֶּה. </w:t>
       </w:r>
       <w:r>
         <w:rPr>
           <w:rFonts w:ascii="Times New Roman" w:hAnsi="Times New Roman" w:eastAsia="Times New Roman" w:cs="Times New Roman"/>
-          <w:b/>
+          <w:b w:val="1"/>
           <w:sz w:val="19"/>
           <w:rtl w:val="0"/>
+          <w:szCs w:val="19"/>
+          <w:bCs w:val="1"/>
+          <w:lang w:val="en-US"/>
         </w:rPr>
         <w:t xml:space="preserve">for they are the ones who radiate the light of the Oral Torah. </w:t>
       </w:r>
@@ -2900,15 +3560,21 @@
           <w:b w:val="0"/>
           <w:sz w:val="19"/>
           <w:rtl w:val="1"/>
+          <w:szCs w:val="19"/>
+          <w:bCs w:val="0"/>
+          <w:lang w:val="he-IL" w:bidi="he-IL"/>
         </w:rPr>
         <w:t xml:space="preserve">וְזֶה הִתְגַּלּוּת הַשְּׁכִינָה בְּלִבּוֹת בְּנֵי יִשְׂרָאֵל, </w:t>
       </w:r>
       <w:r>
         <w:rPr>
           <w:rFonts w:ascii="Times New Roman" w:hAnsi="Times New Roman" w:eastAsia="Times New Roman" w:cs="Times New Roman"/>
-          <w:b/>
+          <w:b w:val="1"/>
           <w:sz w:val="19"/>
           <w:rtl w:val="0"/>
+          <w:szCs w:val="19"/>
+          <w:bCs w:val="1"/>
+          <w:lang w:val="en-US"/>
         </w:rPr>
         <w:t xml:space="preserve">And this is the revelation of the Shekhinah within the hearts of Israel, </w:t>
       </w:r>
@@ -2921,15 +3587,21 @@
           <w:b w:val="0"/>
           <w:sz w:val="19"/>
           <w:rtl w:val="1"/>
+          <w:szCs w:val="19"/>
+          <w:bCs w:val="0"/>
+          <w:lang w:val="he-IL" w:bidi="he-IL"/>
         </w:rPr>
         <w:t xml:space="preserve">דְּזֶהוּ כָּל עִנְיַן אוֹר תּוֹרָה: </w:t>
       </w:r>
       <w:r>
         <w:rPr>
           <w:rFonts w:ascii="Times New Roman" w:hAnsi="Times New Roman" w:eastAsia="Times New Roman" w:cs="Times New Roman"/>
-          <w:b/>
+          <w:b w:val="1"/>
           <w:sz w:val="19"/>
           <w:rtl w:val="0"/>
+          <w:szCs w:val="19"/>
+          <w:bCs w:val="1"/>
+          <w:lang w:val="en-US"/>
         </w:rPr>
         <w:t xml:space="preserve">for this is the essence of the light of Torah: </w:t>
       </w:r>
@@ -2942,15 +3614,21 @@
           <w:b w:val="0"/>
           <w:sz w:val="19"/>
           <w:rtl w:val="1"/>
+          <w:szCs w:val="19"/>
+          <w:bCs w:val="0"/>
+          <w:lang w:val="he-IL" w:bidi="he-IL"/>
         </w:rPr>
         <w:t xml:space="preserve">לְהָאִיר לַלֵּב בְּדַעַת אֱלֹהִים, </w:t>
       </w:r>
       <w:r>
         <w:rPr>
           <w:rFonts w:ascii="Times New Roman" w:hAnsi="Times New Roman" w:eastAsia="Times New Roman" w:cs="Times New Roman"/>
-          <w:b/>
+          <w:b w:val="1"/>
           <w:sz w:val="19"/>
           <w:rtl w:val="0"/>
+          <w:szCs w:val="19"/>
+          <w:bCs w:val="1"/>
+          <w:lang w:val="en-US"/>
         </w:rPr>
         <w:t xml:space="preserve">to illuminate the heart with the knowledge of God, </w:t>
       </w:r>
@@ -2968,15 +3646,21 @@
           <w:b w:val="0"/>
           <w:sz w:val="19"/>
           <w:rtl w:val="1"/>
+          <w:szCs w:val="19"/>
+          <w:bCs w:val="0"/>
+          <w:lang w:val="he-IL" w:bidi="he-IL"/>
         </w:rPr>
         <w:t xml:space="preserve">וּכְמוֹ שֶׁנֶּאֱמַר לֶעָתִיד: "וְלֹא יְלַמְּדוּ עוֹד אִישׁ אֶת רֵעֵהוּ </w:t>
       </w:r>
       <w:r>
         <w:rPr>
           <w:rFonts w:ascii="Times New Roman" w:hAnsi="Times New Roman" w:eastAsia="Times New Roman" w:cs="Times New Roman"/>
-          <w:b/>
+          <w:b w:val="1"/>
           <w:sz w:val="19"/>
           <w:rtl w:val="0"/>
+          <w:szCs w:val="19"/>
+          <w:bCs w:val="1"/>
+          <w:lang w:val="en-US"/>
         </w:rPr>
         <w:t xml:space="preserve">as is stated regarding the ultimate future: 'And they shall no more teach every man his neighbor, </w:t>
       </w:r>
@@ -3004,15 +3688,21 @@
           <w:b w:val="0"/>
           <w:sz w:val="19"/>
           <w:rtl w:val="1"/>
+          <w:szCs w:val="19"/>
+          <w:bCs w:val="0"/>
+          <w:lang w:val="he-IL" w:bidi="he-IL"/>
         </w:rPr>
         <w:t xml:space="preserve">כִּי כוּלָּם יֵדְעוּ אוֹתִי" וְגוֹמֵר. </w:t>
       </w:r>
       <w:r>
         <w:rPr>
           <w:rFonts w:ascii="Times New Roman" w:hAnsi="Times New Roman" w:eastAsia="Times New Roman" w:cs="Times New Roman"/>
-          <w:b/>
+          <w:b w:val="1"/>
           <w:sz w:val="19"/>
           <w:rtl w:val="0"/>
+          <w:szCs w:val="19"/>
+          <w:bCs w:val="1"/>
+          <w:lang w:val="en-US"/>
         </w:rPr>
         <w:t xml:space="preserve">for they shall all know Me, etc.' </w:t>
       </w:r>
@@ -3025,15 +3715,21 @@
           <w:b w:val="0"/>
           <w:sz w:val="19"/>
           <w:rtl w:val="1"/>
+          <w:szCs w:val="19"/>
+          <w:bCs w:val="0"/>
+          <w:lang w:val="he-IL" w:bidi="he-IL"/>
         </w:rPr>
         <w:t xml:space="preserve">וְדָוִד הַמֶּלֶךְ עָלָיו הַשָּׁלוֹם אָמַר לִשְׁלֹמֹה הַמֶּלֶךְ עָלָיו הַשָּׁלוֹם, </w:t>
       </w:r>
       <w:r>
         <w:rPr>
           <w:rFonts w:ascii="Times New Roman" w:hAnsi="Times New Roman" w:eastAsia="Times New Roman" w:cs="Times New Roman"/>
-          <w:b/>
+          <w:b w:val="1"/>
           <w:sz w:val="19"/>
           <w:rtl w:val="0"/>
+          <w:szCs w:val="19"/>
+          <w:bCs w:val="1"/>
+          <w:lang w:val="en-US"/>
         </w:rPr>
         <w:t xml:space="preserve">And King David, peace be upon him, said to King Solomon, peace be upon him, </w:t>
       </w:r>
@@ -3046,15 +3742,21 @@
           <w:b w:val="0"/>
           <w:sz w:val="19"/>
           <w:rtl w:val="1"/>
+          <w:szCs w:val="19"/>
+          <w:bCs w:val="0"/>
+          <w:lang w:val="he-IL" w:bidi="he-IL"/>
         </w:rPr>
         <w:t xml:space="preserve">שֶׁהוּא שׁוֹרֶשׁ הַחָכְמָה תַּתָּאָה דְּתוֹרָה שֶׁבְּעַל פֶּה, </w:t>
       </w:r>
       <w:r>
         <w:rPr>
           <w:rFonts w:ascii="Times New Roman" w:hAnsi="Times New Roman" w:eastAsia="Times New Roman" w:cs="Times New Roman"/>
-          <w:b/>
+          <w:b w:val="1"/>
           <w:sz w:val="19"/>
           <w:rtl w:val="0"/>
+          <w:szCs w:val="19"/>
+          <w:bCs w:val="1"/>
+          <w:lang w:val="en-US"/>
         </w:rPr>
         <w:t xml:space="preserve">who is the root of the lower wisdom of the Oral Torah, </w:t>
       </w:r>
@@ -3067,15 +3769,21 @@
           <w:b w:val="0"/>
           <w:sz w:val="19"/>
           <w:rtl w:val="1"/>
+          <w:szCs w:val="19"/>
+          <w:bCs w:val="0"/>
+          <w:lang w:val="he-IL" w:bidi="he-IL"/>
         </w:rPr>
         <w:t xml:space="preserve">שׁוֹרֶשׁ הַמַּלְכוּת, פֶּה דְּתוֹרָה שֶׁבְּעַל פֶּה, </w:t>
       </w:r>
       <w:r>
         <w:rPr>
           <w:rFonts w:ascii="Times New Roman" w:hAnsi="Times New Roman" w:eastAsia="Times New Roman" w:cs="Times New Roman"/>
-          <w:b/>
+          <w:b w:val="1"/>
           <w:sz w:val="19"/>
           <w:rtl w:val="0"/>
+          <w:szCs w:val="19"/>
+          <w:bCs w:val="1"/>
+          <w:lang w:val="en-US"/>
         </w:rPr>
         <w:t xml:space="preserve">the root of Malchut, the mouth of the Oral Torah, </w:t>
       </w:r>
@@ -3088,17 +3796,23 @@
           <w:b w:val="0"/>
           <w:sz w:val="19"/>
           <w:rtl w:val="1"/>
+          <w:szCs w:val="19"/>
+          <w:bCs w:val="0"/>
+          <w:lang w:val="he-IL" w:bidi="he-IL"/>
         </w:rPr>
         <w:t xml:space="preserve">אָמַר לוֹ: "דַּע אֶת אֱלֹהֵי" וְגוֹמֵר, </w:t>
       </w:r>
       <w:r>
         <w:rPr>
           <w:rFonts w:ascii="Times New Roman" w:hAnsi="Times New Roman" w:eastAsia="Times New Roman" w:cs="Times New Roman"/>
-          <w:b/>
+          <w:b w:val="1"/>
           <w:sz w:val="19"/>
           <w:rtl w:val="0"/>
-        </w:rPr>
-        <w:t xml:space="preserve">saying to him: 'Know the God of your father, etc.', </w:t>
+          <w:szCs w:val="19"/>
+          <w:bCs w:val="1"/>
+          <w:lang w:val="en-US"/>
+        </w:rPr>
+        <w:t xml:space="preserve">saying to him: ‘Know the God of…,’ etc., </w:t>
       </w:r>
       <w:r>
         <w:t xml:space="preserve">  </w:t>
@@ -3109,15 +3823,21 @@
           <w:b w:val="0"/>
           <w:sz w:val="19"/>
           <w:rtl w:val="1"/>
+          <w:szCs w:val="19"/>
+          <w:bCs w:val="0"/>
+          <w:lang w:val="he-IL" w:bidi="he-IL"/>
         </w:rPr>
         <w:t xml:space="preserve">וְזֶהוּ "מִפִּיו דַּעַת וּתְבוּנָה". </w:t>
       </w:r>
       <w:r>
         <w:rPr>
           <w:rFonts w:ascii="Times New Roman" w:hAnsi="Times New Roman" w:eastAsia="Times New Roman" w:cs="Times New Roman"/>
-          <w:b/>
+          <w:b w:val="1"/>
           <w:sz w:val="19"/>
           <w:rtl w:val="0"/>
+          <w:szCs w:val="19"/>
+          <w:bCs w:val="1"/>
+          <w:lang w:val="en-US"/>
         </w:rPr>
         <w:t xml:space="preserve">and this is 'from His mouth come knowledge and understanding.' </w:t>
       </w:r>
@@ -3130,15 +3850,21 @@
           <w:b w:val="0"/>
           <w:sz w:val="19"/>
           <w:rtl w:val="1"/>
+          <w:szCs w:val="19"/>
+          <w:bCs w:val="0"/>
+          <w:lang w:val="he-IL" w:bidi="he-IL"/>
         </w:rPr>
         <w:t xml:space="preserve">וְנֶאֱמַר (מִשְׁלֵי ט, י): "וְדַעַת קְדֹשִׁים בִּינָה", </w:t>
       </w:r>
       <w:r>
         <w:rPr>
           <w:rFonts w:ascii="Times New Roman" w:hAnsi="Times New Roman" w:eastAsia="Times New Roman" w:cs="Times New Roman"/>
-          <w:b/>
+          <w:b w:val="1"/>
           <w:sz w:val="19"/>
           <w:rtl w:val="0"/>
+          <w:szCs w:val="19"/>
+          <w:bCs w:val="1"/>
+          <w:lang w:val="en-US"/>
         </w:rPr>
         <w:t xml:space="preserve">And it is said (Mishlei 9:10): 'and the knowledge of the holy ones is understanding,' </w:t>
       </w:r>
@@ -3166,15 +3892,21 @@
           <w:b w:val="0"/>
           <w:sz w:val="19"/>
           <w:rtl w:val="1"/>
+          <w:szCs w:val="19"/>
+          <w:bCs w:val="0"/>
+          <w:lang w:val="he-IL" w:bidi="he-IL"/>
         </w:rPr>
         <w:t xml:space="preserve">וּבִינָה הוּא תּוֹרָה שֶׁבְּעַל פֶּה, שֶׁמֵּבִין דָּבָר מִתּוֹךְ דָּבָר, </w:t>
       </w:r>
       <w:r>
         <w:rPr>
           <w:rFonts w:ascii="Times New Roman" w:hAnsi="Times New Roman" w:eastAsia="Times New Roman" w:cs="Times New Roman"/>
-          <w:b/>
+          <w:b w:val="1"/>
           <w:sz w:val="19"/>
           <w:rtl w:val="0"/>
+          <w:szCs w:val="19"/>
+          <w:bCs w:val="1"/>
+          <w:lang w:val="en-US"/>
         </w:rPr>
         <w:t xml:space="preserve">and Binah (Understanding) is the Oral Torah, understanding one concept from within another, </w:t>
       </w:r>
@@ -3187,15 +3919,21 @@
           <w:b w:val="0"/>
           <w:sz w:val="19"/>
           <w:rtl w:val="1"/>
+          <w:szCs w:val="19"/>
+          <w:bCs w:val="0"/>
+          <w:lang w:val="he-IL" w:bidi="he-IL"/>
         </w:rPr>
         <w:t xml:space="preserve">וְזֶהוּ "דַּעַת קְדֹשִׁים" – שֶׁהוּא הַדַּעַת אוֹתוֹ יִתְבָּרַךְ, </w:t>
       </w:r>
       <w:r>
         <w:rPr>
           <w:rFonts w:ascii="Times New Roman" w:hAnsi="Times New Roman" w:eastAsia="Times New Roman" w:cs="Times New Roman"/>
-          <w:b/>
+          <w:b w:val="1"/>
           <w:sz w:val="19"/>
           <w:rtl w:val="0"/>
+          <w:szCs w:val="19"/>
+          <w:bCs w:val="1"/>
+          <w:lang w:val="en-US"/>
         </w:rPr>
         <w:t xml:space="preserve">and this is the 'knowledge of the holy ones'—the intimate awareness of Him, blessed be He, </w:t>
       </w:r>
@@ -3208,15 +3946,21 @@
           <w:b w:val="0"/>
           <w:sz w:val="19"/>
           <w:rtl w:val="1"/>
+          <w:szCs w:val="19"/>
+          <w:bCs w:val="0"/>
+          <w:lang w:val="he-IL" w:bidi="he-IL"/>
         </w:rPr>
         <w:t xml:space="preserve">שֶׁהוּא עַל יְדֵי הַתּוֹרָה שֶׁבְּעַל פֶּה. </w:t>
       </w:r>
       <w:r>
         <w:rPr>
           <w:rFonts w:ascii="Times New Roman" w:hAnsi="Times New Roman" w:eastAsia="Times New Roman" w:cs="Times New Roman"/>
-          <w:b/>
+          <w:b w:val="1"/>
           <w:sz w:val="19"/>
           <w:rtl w:val="0"/>
+          <w:szCs w:val="19"/>
+          <w:bCs w:val="1"/>
+          <w:lang w:val="en-US"/>
         </w:rPr>
         <w:t xml:space="preserve">which is attained via the Oral Torah. </w:t>
       </w:r>
@@ -3229,15 +3973,21 @@
           <w:b w:val="0"/>
           <w:sz w:val="19"/>
           <w:rtl w:val="1"/>
+          <w:szCs w:val="19"/>
+          <w:bCs w:val="0"/>
+          <w:lang w:val="he-IL" w:bidi="he-IL"/>
         </w:rPr>
         <w:t xml:space="preserve">וְדַעַת הוּא רוּחַ הַקֹּדֶשׁ, כְּמוֹ שֶׁכָּתַב רַשִׁ״י בְּפָרָשַׁת כִּי תִשָּׂא, </w:t>
       </w:r>
       <w:r>
         <w:rPr>
           <w:rFonts w:ascii="Times New Roman" w:hAnsi="Times New Roman" w:eastAsia="Times New Roman" w:cs="Times New Roman"/>
-          <w:b/>
+          <w:b w:val="1"/>
           <w:sz w:val="19"/>
           <w:rtl w:val="0"/>
+          <w:szCs w:val="19"/>
+          <w:bCs w:val="1"/>
+          <w:lang w:val="en-US"/>
         </w:rPr>
         <w:t xml:space="preserve">And Da'at (Knowledge) is the Holy Spirit, as Rashi wrote in Parashat Ki Tisa, </w:t>
       </w:r>
@@ -3270,15 +4020,21 @@
           <w:b w:val="0"/>
           <w:sz w:val="19"/>
           <w:rtl w:val="1"/>
+          <w:szCs w:val="19"/>
+          <w:bCs w:val="0"/>
+          <w:lang w:val="he-IL" w:bidi="he-IL"/>
         </w:rPr>
         <w:t xml:space="preserve">וְהוּא הַשָּׂגַת תּוֹרָה שֶׁבְּעַל פֶּה כַּנִּזְכָּר לְעֵיל; </w:t>
       </w:r>
       <w:r>
         <w:rPr>
           <w:rFonts w:ascii="Times New Roman" w:hAnsi="Times New Roman" w:eastAsia="Times New Roman" w:cs="Times New Roman"/>
-          <w:b/>
+          <w:b w:val="1"/>
           <w:sz w:val="19"/>
           <w:rtl w:val="0"/>
+          <w:szCs w:val="19"/>
+          <w:bCs w:val="1"/>
+          <w:lang w:val="en-US"/>
         </w:rPr>
         <w:t xml:space="preserve">and it is the profound perception of the Oral Torah as mentioned above; </w:t>
       </w:r>
@@ -3291,15 +4047,21 @@
           <w:b w:val="0"/>
           <w:sz w:val="19"/>
           <w:rtl w:val="1"/>
+          <w:szCs w:val="19"/>
+          <w:bCs w:val="0"/>
+          <w:lang w:val="he-IL" w:bidi="he-IL"/>
         </w:rPr>
         <w:t xml:space="preserve">וְעַל כֵּן נִקְרָא "דַּעַת קְדֹשִׁים", </w:t>
       </w:r>
       <w:r>
         <w:rPr>
           <w:rFonts w:ascii="Times New Roman" w:hAnsi="Times New Roman" w:eastAsia="Times New Roman" w:cs="Times New Roman"/>
-          <w:b/>
+          <w:b w:val="1"/>
           <w:sz w:val="19"/>
           <w:rtl w:val="0"/>
+          <w:szCs w:val="19"/>
+          <w:bCs w:val="1"/>
+          <w:lang w:val="en-US"/>
         </w:rPr>
         <w:t xml:space="preserve">and therefore it is called 'knowledge of the holy ones', </w:t>
       </w:r>
@@ -3312,15 +4074,21 @@
           <w:b w:val="0"/>
           <w:sz w:val="19"/>
           <w:rtl w:val="1"/>
+          <w:szCs w:val="19"/>
+          <w:bCs w:val="0"/>
+          <w:lang w:val="he-IL" w:bidi="he-IL"/>
         </w:rPr>
         <w:t xml:space="preserve">דִּ"קְדוֹשִׁים" הוּא שֶׁיֵּשׁ לָהֶם רוּחַ הַקֹּדֶשׁ, </w:t>
       </w:r>
       <w:r>
         <w:rPr>
           <w:rFonts w:ascii="Times New Roman" w:hAnsi="Times New Roman" w:eastAsia="Times New Roman" w:cs="Times New Roman"/>
-          <w:b/>
+          <w:b w:val="1"/>
           <w:sz w:val="19"/>
           <w:rtl w:val="0"/>
+          <w:szCs w:val="19"/>
+          <w:bCs w:val="1"/>
+          <w:lang w:val="en-US"/>
         </w:rPr>
         <w:t xml:space="preserve">for 'holy ones' are those who possess the Holy Spirit, </w:t>
       </w:r>
@@ -3333,15 +4101,21 @@
           <w:b w:val="0"/>
           <w:sz w:val="19"/>
           <w:rtl w:val="1"/>
+          <w:szCs w:val="19"/>
+          <w:bCs w:val="0"/>
+          <w:lang w:val="he-IL" w:bidi="he-IL"/>
         </w:rPr>
         <w:t xml:space="preserve">דִּקְדוּשָׁתָם מִקְּדוּשָׁתוֹ יִתְבָּרַךְ. </w:t>
       </w:r>
       <w:r>
         <w:rPr>
           <w:rFonts w:ascii="Times New Roman" w:hAnsi="Times New Roman" w:eastAsia="Times New Roman" w:cs="Times New Roman"/>
-          <w:b/>
+          <w:b w:val="1"/>
           <w:sz w:val="19"/>
           <w:rtl w:val="0"/>
+          <w:szCs w:val="19"/>
+          <w:bCs w:val="1"/>
+          <w:lang w:val="en-US"/>
         </w:rPr>
         <w:t xml:space="preserve">their holiness emanating directly from His holiness. </w:t>
       </w:r>
@@ -3354,15 +4128,21 @@
           <w:b w:val="0"/>
           <w:sz w:val="19"/>
           <w:rtl w:val="1"/>
+          <w:szCs w:val="19"/>
+          <w:bCs w:val="0"/>
+          <w:lang w:val="he-IL" w:bidi="he-IL"/>
         </w:rPr>
         <w:t xml:space="preserve">וְיִשְׂרָאֵל נִבְחֲרוּ לִהְיוֹת כּוּלָּם כֵּן, </w:t>
       </w:r>
       <w:r>
         <w:rPr>
           <w:rFonts w:ascii="Times New Roman" w:hAnsi="Times New Roman" w:eastAsia="Times New Roman" w:cs="Times New Roman"/>
-          <w:b/>
+          <w:b w:val="1"/>
           <w:sz w:val="19"/>
           <w:rtl w:val="0"/>
+          <w:szCs w:val="19"/>
+          <w:bCs w:val="1"/>
+          <w:lang w:val="en-US"/>
         </w:rPr>
         <w:t xml:space="preserve">And Israel were chosen so that all of them would be on this level, </w:t>
       </w:r>
@@ -3375,15 +4155,21 @@
           <w:b w:val="0"/>
           <w:sz w:val="19"/>
           <w:rtl w:val="1"/>
+          <w:szCs w:val="19"/>
+          <w:bCs w:val="0"/>
+          <w:lang w:val="he-IL" w:bidi="he-IL"/>
         </w:rPr>
         <w:t xml:space="preserve">וּכְמוֹ שֶׁכָּתוּב: "כִּי עַם קָדוֹשׁ אַתָּה", </w:t>
       </w:r>
       <w:r>
         <w:rPr>
           <w:rFonts w:ascii="Times New Roman" w:hAnsi="Times New Roman" w:eastAsia="Times New Roman" w:cs="Times New Roman"/>
-          <w:b/>
+          <w:b w:val="1"/>
           <w:sz w:val="19"/>
           <w:rtl w:val="0"/>
+          <w:szCs w:val="19"/>
+          <w:bCs w:val="1"/>
+          <w:lang w:val="en-US"/>
         </w:rPr>
         <w:t xml:space="preserve">and as it is written: 'For a holy people are you,' </w:t>
       </w:r>
@@ -3411,15 +4197,21 @@
           <w:b w:val="0"/>
           <w:sz w:val="19"/>
           <w:rtl w:val="1"/>
+          <w:szCs w:val="19"/>
+          <w:bCs w:val="0"/>
+          <w:lang w:val="he-IL" w:bidi="he-IL"/>
         </w:rPr>
         <w:t xml:space="preserve">וְנֶאֱמַר: "קֹדֶשׁ יִשְׂרָאֵל לַה'", </w:t>
       </w:r>
       <w:r>
         <w:rPr>
           <w:rFonts w:ascii="Times New Roman" w:hAnsi="Times New Roman" w:eastAsia="Times New Roman" w:cs="Times New Roman"/>
-          <w:b/>
+          <w:b w:val="1"/>
           <w:sz w:val="19"/>
           <w:rtl w:val="0"/>
+          <w:szCs w:val="19"/>
+          <w:bCs w:val="1"/>
+          <w:lang w:val="en-US"/>
         </w:rPr>
         <w:t xml:space="preserve">and it is said: 'Israel is holy unto Hashem,' </w:t>
       </w:r>
@@ -3447,15 +4239,21 @@
           <w:b w:val="0"/>
           <w:sz w:val="19"/>
           <w:rtl w:val="1"/>
+          <w:szCs w:val="19"/>
+          <w:bCs w:val="0"/>
+          <w:lang w:val="he-IL" w:bidi="he-IL"/>
         </w:rPr>
         <w:t xml:space="preserve">וְנֶאֱמַר: "קְדֹשִׁים תִּהְיוּ", "וִהְיִיתֶם קְדֹשִׁים". </w:t>
       </w:r>
       <w:r>
         <w:rPr>
           <w:rFonts w:ascii="Times New Roman" w:hAnsi="Times New Roman" w:eastAsia="Times New Roman" w:cs="Times New Roman"/>
-          <w:b/>
+          <w:b w:val="1"/>
           <w:sz w:val="19"/>
           <w:rtl w:val="0"/>
+          <w:szCs w:val="19"/>
+          <w:bCs w:val="1"/>
+          <w:lang w:val="en-US"/>
         </w:rPr>
         <w:t xml:space="preserve">and said: 'You shall be holy,' 'and you shall be holy.' </w:t>
       </w:r>
@@ -3483,15 +4281,21 @@
           <w:b w:val="0"/>
           <w:sz w:val="19"/>
           <w:rtl w:val="1"/>
+          <w:szCs w:val="19"/>
+          <w:bCs w:val="0"/>
+          <w:lang w:val="he-IL" w:bidi="he-IL"/>
         </w:rPr>
         <w:t xml:space="preserve">וְכֵן נִקְרְאוּ בַּגְּמָרָא בְּפֶרֶק רַבִּי עֲקִיבָא וּבְפֶרֶק קַמָּא דְּחֻלִּין: </w:t>
       </w:r>
       <w:r>
         <w:rPr>
           <w:rFonts w:ascii="Times New Roman" w:hAnsi="Times New Roman" w:eastAsia="Times New Roman" w:cs="Times New Roman"/>
-          <w:b/>
+          <w:b w:val="1"/>
           <w:sz w:val="19"/>
           <w:rtl w:val="0"/>
+          <w:szCs w:val="19"/>
+          <w:bCs w:val="1"/>
+          <w:lang w:val="en-US"/>
         </w:rPr>
         <w:t xml:space="preserve">And so they are termed in the Gemara in the chapter 'Rabbi Akiva' and in the first chapter of Chullin: </w:t>
       </w:r>
@@ -3519,15 +4323,21 @@
           <w:b w:val="0"/>
           <w:sz w:val="19"/>
           <w:rtl w:val="1"/>
+          <w:szCs w:val="19"/>
+          <w:bCs w:val="0"/>
+          <w:lang w:val="he-IL" w:bidi="he-IL"/>
         </w:rPr>
         <w:t xml:space="preserve">"יִשְׂרָאֵל קְדוֹשִׁים". </w:t>
       </w:r>
       <w:r>
         <w:rPr>
           <w:rFonts w:ascii="Times New Roman" w:hAnsi="Times New Roman" w:eastAsia="Times New Roman" w:cs="Times New Roman"/>
-          <w:b/>
+          <w:b w:val="1"/>
           <w:sz w:val="19"/>
           <w:rtl w:val="0"/>
+          <w:szCs w:val="19"/>
+          <w:bCs w:val="1"/>
+          <w:lang w:val="en-US"/>
         </w:rPr>
         <w:t xml:space="preserve">'Israel are holy.' </w:t>
       </w:r>
@@ -3569,15 +4379,21 @@
           <w:b w:val="0"/>
           <w:sz w:val="19"/>
           <w:rtl w:val="1"/>
+          <w:szCs w:val="19"/>
+          <w:bCs w:val="0"/>
+          <w:lang w:val="he-IL" w:bidi="he-IL"/>
         </w:rPr>
         <w:t xml:space="preserve">וְעַל זֶה הָיָה מַתַּן תּוֹרָה, </w:t>
       </w:r>
       <w:r>
         <w:rPr>
           <w:rFonts w:ascii="Times New Roman" w:hAnsi="Times New Roman" w:eastAsia="Times New Roman" w:cs="Times New Roman"/>
-          <w:b/>
+          <w:b w:val="1"/>
           <w:sz w:val="19"/>
           <w:rtl w:val="0"/>
+          <w:szCs w:val="19"/>
+          <w:bCs w:val="1"/>
+          <w:lang w:val="en-US"/>
         </w:rPr>
         <w:t xml:space="preserve">And for this purpose the Giving of the Torah took place, </w:t>
       </w:r>
@@ -3590,15 +4406,21 @@
           <w:b w:val="0"/>
           <w:sz w:val="19"/>
           <w:rtl w:val="1"/>
+          <w:szCs w:val="19"/>
+          <w:bCs w:val="0"/>
+          <w:lang w:val="he-IL" w:bidi="he-IL"/>
         </w:rPr>
         <w:t xml:space="preserve">כְּמוֹ שֶׁנֶּאֱמַר: "וְאַתֶּם תִּהְיוּ לִי מַמְלֶכֶת כֹּהֲנִים וְגוֹי קָדוֹשׁ". </w:t>
       </w:r>
       <w:r>
         <w:rPr>
           <w:rFonts w:ascii="Times New Roman" w:hAnsi="Times New Roman" w:eastAsia="Times New Roman" w:cs="Times New Roman"/>
-          <w:b/>
+          <w:b w:val="1"/>
           <w:sz w:val="19"/>
           <w:rtl w:val="0"/>
+          <w:szCs w:val="19"/>
+          <w:bCs w:val="1"/>
+          <w:lang w:val="en-US"/>
         </w:rPr>
         <w:t xml:space="preserve">as it is said: 'And you shall be unto Me a kingdom of priests and a holy nation.' </w:t>
       </w:r>
@@ -3626,15 +4448,21 @@
           <w:b w:val="0"/>
           <w:sz w:val="19"/>
           <w:rtl w:val="1"/>
+          <w:szCs w:val="19"/>
+          <w:bCs w:val="0"/>
+          <w:lang w:val="he-IL" w:bidi="he-IL"/>
         </w:rPr>
         <w:t xml:space="preserve">וְכֹהֲנִים הֵם הַקְּדוֹשִׁים, </w:t>
       </w:r>
       <w:r>
         <w:rPr>
           <w:rFonts w:ascii="Times New Roman" w:hAnsi="Times New Roman" w:eastAsia="Times New Roman" w:cs="Times New Roman"/>
-          <w:b/>
+          <w:b w:val="1"/>
           <w:sz w:val="19"/>
           <w:rtl w:val="0"/>
+          <w:szCs w:val="19"/>
+          <w:bCs w:val="1"/>
+          <w:lang w:val="en-US"/>
         </w:rPr>
         <w:t xml:space="preserve">And the priests are the dedicated holy ones, </w:t>
       </w:r>
@@ -3647,15 +4475,21 @@
           <w:b w:val="0"/>
           <w:sz w:val="19"/>
           <w:rtl w:val="1"/>
+          <w:szCs w:val="19"/>
+          <w:bCs w:val="0"/>
+          <w:lang w:val="he-IL" w:bidi="he-IL"/>
         </w:rPr>
         <w:t xml:space="preserve">כְּמוֹ שֶׁנֶּאֱמַר בְּרֵישׁ פָּרָשַׁת אֱמוֹר: "קְדֹשִׁים יִהְיוּ" וְגוֹמֵר, </w:t>
       </w:r>
       <w:r>
         <w:rPr>
           <w:rFonts w:ascii="Times New Roman" w:hAnsi="Times New Roman" w:eastAsia="Times New Roman" w:cs="Times New Roman"/>
-          <w:b/>
+          <w:b w:val="1"/>
           <w:sz w:val="19"/>
           <w:rtl w:val="0"/>
+          <w:szCs w:val="19"/>
+          <w:bCs w:val="1"/>
+          <w:lang w:val="en-US"/>
         </w:rPr>
         <w:t xml:space="preserve">as is said at the beginning of Parashat Emor: 'They shall be holy, etc.', </w:t>
       </w:r>
@@ -3668,17 +4502,23 @@
           <w:b w:val="0"/>
           <w:sz w:val="19"/>
           <w:rtl w:val="1"/>
-        </w:rPr>
-        <w:t xml:space="preserve">"קָדֹשׁ יִהְיֶה לָּךְ" וְגוֹמֵר "כִּי אֲנִי ה' מְקַדִּשְׁכֶם", </w:t>
-      </w:r>
-      <w:r>
-        <w:rPr>
-          <w:rFonts w:ascii="Times New Roman" w:hAnsi="Times New Roman" w:eastAsia="Times New Roman" w:cs="Times New Roman"/>
-          <w:b/>
+          <w:szCs w:val="19"/>
+          <w:bCs w:val="0"/>
+          <w:lang w:val="he-IL" w:bidi="he-IL"/>
+        </w:rPr>
+        <w:t xml:space="preserve">"קָדֹשׁ יִהְיֶה לָּךְ" וְגוֹמֵר "כִּי אֲנִי הַשֵּׁם מְקַדְּשׁוֹ", </w:t>
+      </w:r>
+      <w:r>
+        <w:rPr>
+          <w:rFonts w:ascii="Times New Roman" w:hAnsi="Times New Roman" w:eastAsia="Times New Roman" w:cs="Times New Roman"/>
+          <w:b w:val="1"/>
           <w:sz w:val="19"/>
           <w:rtl w:val="0"/>
-        </w:rPr>
-        <w:t xml:space="preserve">'He shall be holy unto you... for I Hashem sanctify you,' </w:t>
+          <w:szCs w:val="19"/>
+          <w:bCs w:val="1"/>
+          <w:lang w:val="en-US"/>
+        </w:rPr>
+        <w:t xml:space="preserve">‘He shall be holy unto you,’ etc., ‘for I, Hashem, sanctify him,’ </w:t>
       </w:r>
       <w:r>
         <w:t xml:space="preserve">  </w:t>
@@ -3689,15 +4529,21 @@
           <w:b w:val="0"/>
           <w:sz w:val="19"/>
           <w:rtl w:val="1"/>
-        </w:rPr>
-        <w:t xml:space="preserve">וּבְפָרָשַׁת קֹרַח: "אֲשֶׁר יִבְחַר ה' הוּא הַקָּדוֹשׁ". </w:t>
-      </w:r>
-      <w:r>
-        <w:rPr>
-          <w:rFonts w:ascii="Times New Roman" w:hAnsi="Times New Roman" w:eastAsia="Times New Roman" w:cs="Times New Roman"/>
-          <w:b/>
+          <w:szCs w:val="19"/>
+          <w:bCs w:val="0"/>
+          <w:lang w:val="he-IL" w:bidi="he-IL"/>
+        </w:rPr>
+        <w:t xml:space="preserve">וּבְפָרָשַׁת קֹרַח: "אֲשֶׁר יִבְחַר הַשֵּׁם הוּא הַקָּדוֹשׁ". </w:t>
+      </w:r>
+      <w:r>
+        <w:rPr>
+          <w:rFonts w:ascii="Times New Roman" w:hAnsi="Times New Roman" w:eastAsia="Times New Roman" w:cs="Times New Roman"/>
+          <w:b w:val="1"/>
           <w:sz w:val="19"/>
           <w:rtl w:val="0"/>
+          <w:szCs w:val="19"/>
+          <w:bCs w:val="1"/>
+          <w:lang w:val="en-US"/>
         </w:rPr>
         <w:t xml:space="preserve">and in Parashat Korach: 'the one whom Hashem chooses is the holy one.' </w:t>
       </w:r>
@@ -3710,15 +4556,21 @@
           <w:b w:val="0"/>
           <w:sz w:val="19"/>
           <w:rtl w:val="1"/>
-        </w:rPr>
-        <w:t xml:space="preserve">וְהֵם אָמְרוּ: "כָּל הָעֵדָה כֻּלָּם קְדֹשִׁים וּבְתוֹכָם ה'", </w:t>
-      </w:r>
-      <w:r>
-        <w:rPr>
-          <w:rFonts w:ascii="Times New Roman" w:hAnsi="Times New Roman" w:eastAsia="Times New Roman" w:cs="Times New Roman"/>
-          <w:b/>
+          <w:szCs w:val="19"/>
+          <w:bCs w:val="0"/>
+          <w:lang w:val="he-IL" w:bidi="he-IL"/>
+        </w:rPr>
+        <w:t xml:space="preserve">וְהֵם אָמְרוּ: "כָּל הָעֵדָה כֻּלָּם קְדֹשִׁים וּבְתוֹכָם הַשֵּׁם", </w:t>
+      </w:r>
+      <w:r>
+        <w:rPr>
+          <w:rFonts w:ascii="Times New Roman" w:hAnsi="Times New Roman" w:eastAsia="Times New Roman" w:cs="Times New Roman"/>
+          <w:b w:val="1"/>
           <w:sz w:val="19"/>
           <w:rtl w:val="0"/>
+          <w:szCs w:val="19"/>
+          <w:bCs w:val="1"/>
+          <w:lang w:val="en-US"/>
         </w:rPr>
         <w:t xml:space="preserve">And Korach's assembly claimed: 'For all the congregation are holy, and Hashem is among them,' </w:t>
       </w:r>
@@ -3731,15 +4583,21 @@
           <w:b w:val="0"/>
           <w:sz w:val="19"/>
           <w:rtl w:val="1"/>
+          <w:szCs w:val="19"/>
+          <w:bCs w:val="0"/>
+          <w:lang w:val="he-IL" w:bidi="he-IL"/>
         </w:rPr>
         <w:t xml:space="preserve">דְּזֶהוּ הַקְּדוּשָּׁה כְּשֶׁהַשֵּׁם יִתְבָּרַךְ שׁוֹכֵן בְּתוֹכָם, </w:t>
       </w:r>
       <w:r>
         <w:rPr>
           <w:rFonts w:ascii="Times New Roman" w:hAnsi="Times New Roman" w:eastAsia="Times New Roman" w:cs="Times New Roman"/>
-          <w:b/>
+          <w:b w:val="1"/>
           <w:sz w:val="19"/>
           <w:rtl w:val="0"/>
+          <w:szCs w:val="19"/>
+          <w:bCs w:val="1"/>
+          <w:lang w:val="en-US"/>
         </w:rPr>
         <w:t xml:space="preserve">for this is genuine holiness—when Hashem dwells among them, </w:t>
       </w:r>
@@ -3752,15 +4610,21 @@
           <w:b w:val="0"/>
           <w:sz w:val="19"/>
           <w:rtl w:val="1"/>
+          <w:szCs w:val="19"/>
+          <w:bCs w:val="0"/>
+          <w:lang w:val="he-IL" w:bidi="he-IL"/>
         </w:rPr>
         <w:t xml:space="preserve">וְהָאֱמֶת כֵּן. </w:t>
       </w:r>
       <w:r>
         <w:rPr>
           <w:rFonts w:ascii="Times New Roman" w:hAnsi="Times New Roman" w:eastAsia="Times New Roman" w:cs="Times New Roman"/>
-          <w:b/>
+          <w:b w:val="1"/>
           <w:sz w:val="19"/>
           <w:rtl w:val="0"/>
+          <w:szCs w:val="19"/>
+          <w:bCs w:val="1"/>
+          <w:lang w:val="en-US"/>
         </w:rPr>
         <w:t xml:space="preserve">and in ultimate truth it is so. </w:t>
       </w:r>
@@ -3773,15 +4637,21 @@
           <w:b w:val="0"/>
           <w:sz w:val="19"/>
           <w:rtl w:val="1"/>
+          <w:szCs w:val="19"/>
+          <w:bCs w:val="0"/>
+          <w:lang w:val="he-IL" w:bidi="he-IL"/>
         </w:rPr>
         <w:t xml:space="preserve">וְלֶעָתִיד יִהְיֶה לְגַמְרֵי כֵּן, </w:t>
       </w:r>
       <w:r>
         <w:rPr>
           <w:rFonts w:ascii="Times New Roman" w:hAnsi="Times New Roman" w:eastAsia="Times New Roman" w:cs="Times New Roman"/>
-          <w:b/>
+          <w:b w:val="1"/>
           <w:sz w:val="19"/>
           <w:rtl w:val="0"/>
+          <w:szCs w:val="19"/>
+          <w:bCs w:val="1"/>
+          <w:lang w:val="en-US"/>
         </w:rPr>
         <w:t xml:space="preserve">And in the ultimate future it will be fully realized, </w:t>
       </w:r>
@@ -3794,15 +4664,21 @@
           <w:b w:val="0"/>
           <w:sz w:val="19"/>
           <w:rtl w:val="1"/>
+          <w:szCs w:val="19"/>
+          <w:bCs w:val="0"/>
+          <w:lang w:val="he-IL" w:bidi="he-IL"/>
         </w:rPr>
         <w:t xml:space="preserve">וְיִהְיֶה מַמְלֶכֶת כֹּהֲנִים, </w:t>
       </w:r>
       <w:r>
         <w:rPr>
           <w:rFonts w:ascii="Times New Roman" w:hAnsi="Times New Roman" w:eastAsia="Times New Roman" w:cs="Times New Roman"/>
-          <w:b/>
+          <w:b w:val="1"/>
           <w:sz w:val="19"/>
           <w:rtl w:val="0"/>
+          <w:szCs w:val="19"/>
+          <w:bCs w:val="1"/>
+          <w:lang w:val="en-US"/>
         </w:rPr>
         <w:t xml:space="preserve">and all will be a kingdom of priests, </w:t>
       </w:r>
@@ -3815,15 +4691,21 @@
           <w:b w:val="0"/>
           <w:sz w:val="19"/>
           <w:rtl w:val="1"/>
+          <w:szCs w:val="19"/>
+          <w:bCs w:val="0"/>
+          <w:lang w:val="he-IL" w:bidi="he-IL"/>
         </w:rPr>
         <w:t xml:space="preserve">וְ"שִׂפְתֵי כֹהֵן יִשְׁמְרוּ דַעַת", </w:t>
       </w:r>
       <w:r>
         <w:rPr>
           <w:rFonts w:ascii="Times New Roman" w:hAnsi="Times New Roman" w:eastAsia="Times New Roman" w:cs="Times New Roman"/>
-          <w:b/>
+          <w:b w:val="1"/>
           <w:sz w:val="19"/>
           <w:rtl w:val="0"/>
+          <w:szCs w:val="19"/>
+          <w:bCs w:val="1"/>
+          <w:lang w:val="en-US"/>
         </w:rPr>
         <w:t xml:space="preserve">and 'the priest's lips shall keep knowledge,' </w:t>
       </w:r>
@@ -3841,15 +4723,21 @@
           <w:b w:val="0"/>
           <w:sz w:val="19"/>
           <w:rtl w:val="1"/>
+          <w:szCs w:val="19"/>
+          <w:bCs w:val="0"/>
+          <w:lang w:val="he-IL" w:bidi="he-IL"/>
         </w:rPr>
         <w:t xml:space="preserve">וְאָז "כוּלָּם יֵדְעוּ" וְגוֹמֵר. </w:t>
       </w:r>
       <w:r>
         <w:rPr>
           <w:rFonts w:ascii="Times New Roman" w:hAnsi="Times New Roman" w:eastAsia="Times New Roman" w:cs="Times New Roman"/>
-          <w:b/>
+          <w:b w:val="1"/>
           <w:sz w:val="19"/>
           <w:rtl w:val="0"/>
+          <w:szCs w:val="19"/>
+          <w:bCs w:val="1"/>
+          <w:lang w:val="en-US"/>
         </w:rPr>
         <w:t xml:space="preserve">and then 'all of them shall know Me, etc.' </w:t>
       </w:r>
@@ -3862,15 +4750,21 @@
           <w:b w:val="0"/>
           <w:sz w:val="19"/>
           <w:rtl w:val="1"/>
+          <w:szCs w:val="19"/>
+          <w:bCs w:val="0"/>
+          <w:lang w:val="he-IL" w:bidi="he-IL"/>
         </w:rPr>
         <w:t xml:space="preserve">וּבְמַעֲמַד הַר סִינַי הָיוּ כוּלָּם כֵּן, </w:t>
       </w:r>
       <w:r>
         <w:rPr>
           <w:rFonts w:ascii="Times New Roman" w:hAnsi="Times New Roman" w:eastAsia="Times New Roman" w:cs="Times New Roman"/>
-          <w:b/>
+          <w:b w:val="1"/>
           <w:sz w:val="19"/>
           <w:rtl w:val="0"/>
+          <w:szCs w:val="19"/>
+          <w:bCs w:val="1"/>
+          <w:lang w:val="en-US"/>
         </w:rPr>
         <w:t xml:space="preserve">And at the Revelation at Mount Sinai all of them were on this level, </w:t>
       </w:r>
@@ -3883,15 +4777,21 @@
           <w:b w:val="0"/>
           <w:sz w:val="19"/>
           <w:rtl w:val="1"/>
+          <w:szCs w:val="19"/>
+          <w:bCs w:val="0"/>
+          <w:lang w:val="he-IL" w:bidi="he-IL"/>
         </w:rPr>
         <w:t xml:space="preserve">וּכְמוֹ שֶׁנֶּאֱמַר בְּשִׁיר הַשִּׁירִים רַבָּה עַל פָּסוּק "יִשָּׁקֵנִי"; </w:t>
       </w:r>
       <w:r>
         <w:rPr>
           <w:rFonts w:ascii="Times New Roman" w:hAnsi="Times New Roman" w:eastAsia="Times New Roman" w:cs="Times New Roman"/>
-          <w:b/>
+          <w:b w:val="1"/>
           <w:sz w:val="19"/>
           <w:rtl w:val="0"/>
+          <w:szCs w:val="19"/>
+          <w:bCs w:val="1"/>
+          <w:lang w:val="en-US"/>
         </w:rPr>
         <w:t xml:space="preserve">as stated in Shir HaShirim Rabbah on the verse 'Let him kiss me'; </w:t>
       </w:r>
@@ -3904,15 +4804,21 @@
           <w:b w:val="0"/>
           <w:sz w:val="19"/>
           <w:rtl w:val="1"/>
+          <w:szCs w:val="19"/>
+          <w:bCs w:val="0"/>
+          <w:lang w:val="he-IL" w:bidi="he-IL"/>
         </w:rPr>
         <w:t xml:space="preserve">אֲבָל אַחַר כָּךְ, אַף דְּיֵשׁ קְדוּשָׁה בְּכָל יִשְׂרָאֵל, </w:t>
       </w:r>
       <w:r>
         <w:rPr>
           <w:rFonts w:ascii="Times New Roman" w:hAnsi="Times New Roman" w:eastAsia="Times New Roman" w:cs="Times New Roman"/>
-          <w:b/>
+          <w:b w:val="1"/>
           <w:sz w:val="19"/>
           <w:rtl w:val="0"/>
+          <w:szCs w:val="19"/>
+          <w:bCs w:val="1"/>
+          <w:lang w:val="en-US"/>
         </w:rPr>
         <w:t xml:space="preserve">yet afterward, even though holiness permeates all Israel, </w:t>
       </w:r>
@@ -3925,15 +4831,21 @@
           <w:b w:val="0"/>
           <w:sz w:val="19"/>
           <w:rtl w:val="1"/>
+          <w:szCs w:val="19"/>
+          <w:bCs w:val="0"/>
+          <w:lang w:val="he-IL" w:bidi="he-IL"/>
         </w:rPr>
         <w:t xml:space="preserve">מִכָּל מָקוֹם יֵשׁ מַדְרֵיגוֹת, </w:t>
       </w:r>
       <w:r>
         <w:rPr>
           <w:rFonts w:ascii="Times New Roman" w:hAnsi="Times New Roman" w:eastAsia="Times New Roman" w:cs="Times New Roman"/>
-          <w:b/>
+          <w:b w:val="1"/>
           <w:sz w:val="19"/>
           <w:rtl w:val="0"/>
+          <w:szCs w:val="19"/>
+          <w:bCs w:val="1"/>
+          <w:lang w:val="en-US"/>
         </w:rPr>
         <w:t xml:space="preserve">nevertheless gradations exist, </w:t>
       </w:r>
@@ -3946,15 +4858,21 @@
           <w:b w:val="0"/>
           <w:sz w:val="19"/>
           <w:rtl w:val="1"/>
+          <w:szCs w:val="19"/>
+          <w:bCs w:val="0"/>
+          <w:lang w:val="he-IL" w:bidi="he-IL"/>
         </w:rPr>
         <w:t xml:space="preserve">וְהָיוּ צְרִיכִין לְקַבֵּל מִמֹּשֶׁה וּמֵאַהֲרֹן, </w:t>
       </w:r>
       <w:r>
         <w:rPr>
           <w:rFonts w:ascii="Times New Roman" w:hAnsi="Times New Roman" w:eastAsia="Times New Roman" w:cs="Times New Roman"/>
-          <w:b/>
+          <w:b w:val="1"/>
           <w:sz w:val="19"/>
           <w:rtl w:val="0"/>
+          <w:szCs w:val="19"/>
+          <w:bCs w:val="1"/>
+          <w:lang w:val="en-US"/>
         </w:rPr>
         <w:t xml:space="preserve">and they needed to receive the transmission from Moses and Aaron, </w:t>
       </w:r>
@@ -3967,15 +4885,21 @@
           <w:b w:val="0"/>
           <w:sz w:val="19"/>
           <w:rtl w:val="1"/>
+          <w:szCs w:val="19"/>
+          <w:bCs w:val="0"/>
+          <w:lang w:val="he-IL" w:bidi="he-IL"/>
         </w:rPr>
         <w:t xml:space="preserve">כְּמוֹ שֶׁנֶּאֱמַר (בְּעֵירוּבִין נד:): </w:t>
       </w:r>
       <w:r>
         <w:rPr>
           <w:rFonts w:ascii="Times New Roman" w:hAnsi="Times New Roman" w:eastAsia="Times New Roman" w:cs="Times New Roman"/>
-          <w:b/>
+          <w:b w:val="1"/>
           <w:sz w:val="19"/>
           <w:rtl w:val="0"/>
+          <w:szCs w:val="19"/>
+          <w:bCs w:val="1"/>
+          <w:lang w:val="en-US"/>
         </w:rPr>
         <w:t xml:space="preserve">as stated (in Eruvin 54b): </w:t>
       </w:r>
@@ -4003,15 +4927,21 @@
           <w:b w:val="0"/>
           <w:sz w:val="19"/>
           <w:rtl w:val="1"/>
+          <w:szCs w:val="19"/>
+          <w:bCs w:val="0"/>
+          <w:lang w:val="he-IL" w:bidi="he-IL"/>
         </w:rPr>
         <w:t xml:space="preserve">"כֵּיצַד סֵדֶר מִשְׁנָה" וְכוּלֵי. </w:t>
       </w:r>
       <w:r>
         <w:rPr>
           <w:rFonts w:ascii="Times New Roman" w:hAnsi="Times New Roman" w:eastAsia="Times New Roman" w:cs="Times New Roman"/>
-          <w:b/>
+          <w:b w:val="1"/>
           <w:sz w:val="19"/>
           <w:rtl w:val="0"/>
+          <w:szCs w:val="19"/>
+          <w:bCs w:val="1"/>
+          <w:lang w:val="en-US"/>
         </w:rPr>
         <w:t xml:space="preserve">'How was the order of the teaching of the Mishnah, etc.' </w:t>
       </w:r>
@@ -4024,15 +4954,21 @@
           <w:b w:val="0"/>
           <w:sz w:val="19"/>
           <w:rtl w:val="1"/>
+          <w:szCs w:val="19"/>
+          <w:bCs w:val="0"/>
+          <w:lang w:val="he-IL" w:bidi="he-IL"/>
         </w:rPr>
         <w:t xml:space="preserve">וְעַל זֶה אָמַר (בִּשְׁמוֹת רַבָּה פָּרָשָׁה טו): </w:t>
       </w:r>
       <w:r>
         <w:rPr>
           <w:rFonts w:ascii="Times New Roman" w:hAnsi="Times New Roman" w:eastAsia="Times New Roman" w:cs="Times New Roman"/>
-          <w:b/>
+          <w:b w:val="1"/>
           <w:sz w:val="19"/>
           <w:rtl w:val="0"/>
+          <w:szCs w:val="19"/>
+          <w:bCs w:val="1"/>
+          <w:lang w:val="en-US"/>
         </w:rPr>
         <w:t xml:space="preserve">And on this it is said (in Shemot Rabbah, Parashah 15): </w:t>
       </w:r>
@@ -4045,15 +4981,21 @@
           <w:b w:val="0"/>
           <w:sz w:val="19"/>
           <w:rtl w:val="1"/>
+          <w:szCs w:val="19"/>
+          <w:bCs w:val="0"/>
+          <w:lang w:val="he-IL" w:bidi="he-IL"/>
         </w:rPr>
         <w:t xml:space="preserve">"'שְׁלַח אוֹרְךָ וַאֲמִתְּךָ' וְגוֹמֵר – </w:t>
       </w:r>
       <w:r>
         <w:rPr>
           <w:rFonts w:ascii="Times New Roman" w:hAnsi="Times New Roman" w:eastAsia="Times New Roman" w:cs="Times New Roman"/>
-          <w:b/>
+          <w:b w:val="1"/>
           <w:sz w:val="19"/>
           <w:rtl w:val="0"/>
+          <w:szCs w:val="19"/>
+          <w:bCs w:val="1"/>
+          <w:lang w:val="en-US"/>
         </w:rPr>
         <w:t xml:space="preserve">'Send Your light and Your truth, etc.'— </w:t>
       </w:r>
@@ -4066,15 +5008,21 @@
           <w:b w:val="0"/>
           <w:sz w:val="19"/>
           <w:rtl w:val="1"/>
+          <w:szCs w:val="19"/>
+          <w:bCs w:val="0"/>
+          <w:lang w:val="he-IL" w:bidi="he-IL"/>
         </w:rPr>
         <w:t xml:space="preserve">הֵם מֹשֶׁה וְאַהֲרֹן, </w:t>
       </w:r>
       <w:r>
         <w:rPr>
           <w:rFonts w:ascii="Times New Roman" w:hAnsi="Times New Roman" w:eastAsia="Times New Roman" w:cs="Times New Roman"/>
-          <w:b/>
+          <w:b w:val="1"/>
           <w:sz w:val="19"/>
           <w:rtl w:val="0"/>
+          <w:szCs w:val="19"/>
+          <w:bCs w:val="1"/>
+          <w:lang w:val="en-US"/>
         </w:rPr>
         <w:t xml:space="preserve">these are Moses and Aaron, </w:t>
       </w:r>
@@ -4087,15 +5035,21 @@
           <w:b w:val="0"/>
           <w:sz w:val="19"/>
           <w:rtl w:val="1"/>
+          <w:szCs w:val="19"/>
+          <w:bCs w:val="0"/>
+          <w:lang w:val="he-IL" w:bidi="he-IL"/>
         </w:rPr>
         <w:t xml:space="preserve">כְּמוֹ שֶׁכָּתוּב: 'תֻּמֶּיךָ וְאוּרֶיךָ' וְגוֹמֵר, </w:t>
       </w:r>
       <w:r>
         <w:rPr>
           <w:rFonts w:ascii="Times New Roman" w:hAnsi="Times New Roman" w:eastAsia="Times New Roman" w:cs="Times New Roman"/>
-          <w:b/>
+          <w:b w:val="1"/>
           <w:sz w:val="19"/>
           <w:rtl w:val="0"/>
+          <w:szCs w:val="19"/>
+          <w:bCs w:val="1"/>
+          <w:lang w:val="en-US"/>
         </w:rPr>
         <w:t xml:space="preserve">as it is written: 'Your Thummim and Your Urim, etc.', </w:t>
       </w:r>
@@ -4113,15 +5067,21 @@
           <w:b w:val="0"/>
           <w:sz w:val="19"/>
           <w:rtl w:val="1"/>
+          <w:szCs w:val="19"/>
+          <w:bCs w:val="0"/>
+          <w:lang w:val="he-IL" w:bidi="he-IL"/>
         </w:rPr>
         <w:t xml:space="preserve">וְנֶאֱמַר: 'תּוֹרַת אֱמֶת' וְגוֹמֵר; </w:t>
       </w:r>
       <w:r>
         <w:rPr>
           <w:rFonts w:ascii="Times New Roman" w:hAnsi="Times New Roman" w:eastAsia="Times New Roman" w:cs="Times New Roman"/>
-          <w:b/>
+          <w:b w:val="1"/>
           <w:sz w:val="19"/>
           <w:rtl w:val="0"/>
+          <w:szCs w:val="19"/>
+          <w:bCs w:val="1"/>
+          <w:lang w:val="en-US"/>
         </w:rPr>
         <w:t xml:space="preserve">and said: 'The law of truth was in his mouth, etc.'; </w:t>
       </w:r>
@@ -4149,15 +5109,21 @@
           <w:b w:val="0"/>
           <w:sz w:val="19"/>
           <w:rtl w:val="1"/>
+          <w:szCs w:val="19"/>
+          <w:bCs w:val="0"/>
+          <w:lang w:val="he-IL" w:bidi="he-IL"/>
         </w:rPr>
         <w:t xml:space="preserve">וְאָמַר: 'הַחֹדֶשׁ הַזֶּה לָכֶם' – זֶה שֶׁנֶּאֱמַר" וְכוּלֵי, עַיֵּין שָׁם. </w:t>
       </w:r>
       <w:r>
         <w:rPr>
           <w:rFonts w:ascii="Times New Roman" w:hAnsi="Times New Roman" w:eastAsia="Times New Roman" w:cs="Times New Roman"/>
-          <w:b/>
+          <w:b w:val="1"/>
           <w:sz w:val="19"/>
           <w:rtl w:val="0"/>
+          <w:szCs w:val="19"/>
+          <w:bCs w:val="1"/>
+          <w:lang w:val="en-US"/>
         </w:rPr>
         <w:t xml:space="preserve">and it says: 'This month shall be unto you'—this is what Scripture states, etc., see there. </w:t>
       </w:r>
@@ -4170,15 +5136,21 @@
           <w:b w:val="0"/>
           <w:sz w:val="19"/>
           <w:rtl w:val="1"/>
+          <w:szCs w:val="19"/>
+          <w:bCs w:val="0"/>
+          <w:lang w:val="he-IL" w:bidi="he-IL"/>
         </w:rPr>
         <w:t xml:space="preserve">וּרְצוֹנוֹ לוֹמַר דְּזֶהוּ עִנְיַן קִדּוּשׁ הַחֹדֶשׁ שֶׁנִּמְסַר לָהֶם, </w:t>
       </w:r>
       <w:r>
         <w:rPr>
           <w:rFonts w:ascii="Times New Roman" w:hAnsi="Times New Roman" w:eastAsia="Times New Roman" w:cs="Times New Roman"/>
-          <w:b/>
+          <w:b w:val="1"/>
           <w:sz w:val="19"/>
           <w:rtl w:val="0"/>
+          <w:szCs w:val="19"/>
+          <w:bCs w:val="1"/>
+          <w:lang w:val="en-US"/>
         </w:rPr>
         <w:t xml:space="preserve">And this means that this is the essence of the New Moon's sanctification delivered to them, </w:t>
       </w:r>
@@ -4191,15 +5163,21 @@
           <w:b w:val="0"/>
           <w:sz w:val="19"/>
           <w:rtl w:val="1"/>
+          <w:szCs w:val="19"/>
+          <w:bCs w:val="0"/>
+          <w:lang w:val="he-IL" w:bidi="he-IL"/>
         </w:rPr>
         <w:t xml:space="preserve">דְּעַל יְדֵי זֶה מְאִירִים לְלִבּוֹת בְּנֵי יִשְׂרָאֵל. </w:t>
       </w:r>
       <w:r>
         <w:rPr>
           <w:rFonts w:ascii="Times New Roman" w:hAnsi="Times New Roman" w:eastAsia="Times New Roman" w:cs="Times New Roman"/>
-          <w:b/>
+          <w:b w:val="1"/>
           <w:sz w:val="19"/>
           <w:rtl w:val="0"/>
+          <w:szCs w:val="19"/>
+          <w:bCs w:val="1"/>
+          <w:lang w:val="en-US"/>
         </w:rPr>
         <w:t xml:space="preserve">that through it they radiate into the hearts of the children of Israel. </w:t>
       </w:r>
@@ -4212,15 +5190,21 @@
           <w:b w:val="0"/>
           <w:sz w:val="19"/>
           <w:rtl w:val="1"/>
+          <w:szCs w:val="19"/>
+          <w:bCs w:val="0"/>
+          <w:lang w:val="he-IL" w:bidi="he-IL"/>
         </w:rPr>
         <w:t xml:space="preserve">וּמֹשֶׁה רַבֵּינוּ עָלָיו הַשָּׁלוֹם הוּא שׁוֹרֶשׁ הָאוֹר תּוֹרָה, </w:t>
       </w:r>
       <w:r>
         <w:rPr>
           <w:rFonts w:ascii="Times New Roman" w:hAnsi="Times New Roman" w:eastAsia="Times New Roman" w:cs="Times New Roman"/>
-          <w:b/>
+          <w:b w:val="1"/>
           <w:sz w:val="19"/>
           <w:rtl w:val="0"/>
+          <w:szCs w:val="19"/>
+          <w:bCs w:val="1"/>
+          <w:lang w:val="en-US"/>
         </w:rPr>
         <w:t xml:space="preserve">And Moses our teacher, peace be upon him, is the root of the light of Torah, </w:t>
       </w:r>
@@ -4233,15 +5217,21 @@
           <w:b w:val="0"/>
           <w:sz w:val="19"/>
           <w:rtl w:val="1"/>
+          <w:szCs w:val="19"/>
+          <w:bCs w:val="0"/>
+          <w:lang w:val="he-IL" w:bidi="he-IL"/>
         </w:rPr>
         <w:t xml:space="preserve">וּכְמוֹ שֶׁנֶּאֱמַר: "וַתֵּרֶא אֹתוֹ כִּי טוֹב", </w:t>
       </w:r>
       <w:r>
         <w:rPr>
           <w:rFonts w:ascii="Times New Roman" w:hAnsi="Times New Roman" w:eastAsia="Times New Roman" w:cs="Times New Roman"/>
-          <w:b/>
+          <w:b w:val="1"/>
           <w:sz w:val="19"/>
           <w:rtl w:val="0"/>
+          <w:szCs w:val="19"/>
+          <w:bCs w:val="1"/>
+          <w:lang w:val="en-US"/>
         </w:rPr>
         <w:t xml:space="preserve">as it is said: 'And she saw him that he was good,' </w:t>
       </w:r>
@@ -4254,15 +5244,21 @@
           <w:b w:val="0"/>
           <w:sz w:val="19"/>
           <w:rtl w:val="1"/>
+          <w:szCs w:val="19"/>
+          <w:bCs w:val="0"/>
+          <w:lang w:val="he-IL" w:bidi="he-IL"/>
         </w:rPr>
         <w:t xml:space="preserve">שֶׁכְּשֶׁנּוֹלַד נִתְמַלֵּא הַבַּיִת אוֹרָה (סוֹטָה יב.); </w:t>
       </w:r>
       <w:r>
         <w:rPr>
           <w:rFonts w:ascii="Times New Roman" w:hAnsi="Times New Roman" w:eastAsia="Times New Roman" w:cs="Times New Roman"/>
-          <w:b/>
+          <w:b w:val="1"/>
           <w:sz w:val="19"/>
           <w:rtl w:val="0"/>
+          <w:szCs w:val="19"/>
+          <w:bCs w:val="1"/>
+          <w:lang w:val="en-US"/>
         </w:rPr>
         <w:t xml:space="preserve">for when he was born the entire house was filled with light (Sotah 12a); </w:t>
       </w:r>
@@ -4290,15 +5286,21 @@
           <w:b w:val="0"/>
           <w:sz w:val="19"/>
           <w:rtl w:val="1"/>
+          <w:szCs w:val="19"/>
+          <w:bCs w:val="0"/>
+          <w:lang w:val="he-IL" w:bidi="he-IL"/>
         </w:rPr>
         <w:t xml:space="preserve">וְשֶׁיִּהְיֶה נִקְבָּע בַּלֵּב הוּא עַל יְדֵי אַהֲרֹן, </w:t>
       </w:r>
       <w:r>
         <w:rPr>
           <w:rFonts w:ascii="Times New Roman" w:hAnsi="Times New Roman" w:eastAsia="Times New Roman" w:cs="Times New Roman"/>
-          <w:b/>
+          <w:b w:val="1"/>
           <w:sz w:val="19"/>
           <w:rtl w:val="0"/>
+          <w:szCs w:val="19"/>
+          <w:bCs w:val="1"/>
+          <w:lang w:val="en-US"/>
         </w:rPr>
         <w:t xml:space="preserve">and that it become permanently ingrained in the heart is via Aaron, </w:t>
       </w:r>
@@ -4311,17 +5313,23 @@
           <w:b w:val="0"/>
           <w:sz w:val="19"/>
           <w:rtl w:val="1"/>
+          <w:szCs w:val="19"/>
+          <w:bCs w:val="0"/>
+          <w:lang w:val="he-IL" w:bidi="he-IL"/>
         </w:rPr>
         <w:t xml:space="preserve">שׁוּשְׁבִינָא דְּמַטְרוֹנִיתָא, </w:t>
       </w:r>
       <w:r>
         <w:rPr>
           <w:rFonts w:ascii="Times New Roman" w:hAnsi="Times New Roman" w:eastAsia="Times New Roman" w:cs="Times New Roman"/>
-          <w:b/>
+          <w:b w:val="1"/>
           <w:sz w:val="19"/>
           <w:rtl w:val="0"/>
-        </w:rPr>
-        <w:t xml:space="preserve">the best man of the Queen (Shekhinah), </w:t>
+          <w:szCs w:val="19"/>
+          <w:bCs w:val="1"/>
+          <w:lang w:val="en-US"/>
+        </w:rPr>
+        <w:t xml:space="preserve">the attendant of the Matronita (Shekhinah), </w:t>
       </w:r>
       <w:r>
         <w:t xml:space="preserve">  </w:t>
@@ -4332,15 +5340,21 @@
           <w:b w:val="0"/>
           <w:sz w:val="19"/>
           <w:rtl w:val="1"/>
+          <w:szCs w:val="19"/>
+          <w:bCs w:val="0"/>
+          <w:lang w:val="he-IL" w:bidi="he-IL"/>
         </w:rPr>
         <w:t xml:space="preserve">שֶׁמְּקָרְבָן לַתּוֹרָה, </w:t>
       </w:r>
       <w:r>
         <w:rPr>
           <w:rFonts w:ascii="Times New Roman" w:hAnsi="Times New Roman" w:eastAsia="Times New Roman" w:cs="Times New Roman"/>
-          <w:b/>
+          <w:b w:val="1"/>
           <w:sz w:val="19"/>
           <w:rtl w:val="0"/>
+          <w:szCs w:val="19"/>
+          <w:bCs w:val="1"/>
+          <w:lang w:val="en-US"/>
         </w:rPr>
         <w:t xml:space="preserve">who draws souls near to the Torah; </w:t>
       </w:r>
@@ -4353,15 +5367,21 @@
           <w:b w:val="0"/>
           <w:sz w:val="19"/>
           <w:rtl w:val="1"/>
+          <w:szCs w:val="19"/>
+          <w:bCs w:val="0"/>
+          <w:lang w:val="he-IL" w:bidi="he-IL"/>
         </w:rPr>
         <w:t xml:space="preserve">וְזֶהוּ "תּוֹרַת אֱמֶת שֶׁבְּפִיהוּ", </w:t>
       </w:r>
       <w:r>
         <w:rPr>
           <w:rFonts w:ascii="Times New Roman" w:hAnsi="Times New Roman" w:eastAsia="Times New Roman" w:cs="Times New Roman"/>
-          <w:b/>
+          <w:b w:val="1"/>
           <w:sz w:val="19"/>
           <w:rtl w:val="0"/>
+          <w:szCs w:val="19"/>
+          <w:bCs w:val="1"/>
+          <w:lang w:val="en-US"/>
         </w:rPr>
         <w:t xml:space="preserve">and this is 'the Torah of truth that was in his mouth,' </w:t>
       </w:r>
@@ -4374,17 +5394,23 @@
           <w:b w:val="0"/>
           <w:sz w:val="19"/>
           <w:rtl w:val="1"/>
+          <w:szCs w:val="19"/>
+          <w:bCs w:val="0"/>
+          <w:lang w:val="he-IL" w:bidi="he-IL"/>
         </w:rPr>
         <w:t xml:space="preserve">וּשְׂפַת אֱמֶת הוּא שֶׁתִּכּוֹן לָעַד: </w:t>
       </w:r>
       <w:r>
         <w:rPr>
           <w:rFonts w:ascii="Times New Roman" w:hAnsi="Times New Roman" w:eastAsia="Times New Roman" w:cs="Times New Roman"/>
-          <w:b/>
+          <w:b w:val="1"/>
           <w:sz w:val="19"/>
           <w:rtl w:val="0"/>
-        </w:rPr>
-        <w:t xml:space="preserve">and the lip of truth is that which endures forever. </w:t>
+          <w:szCs w:val="19"/>
+          <w:bCs w:val="1"/>
+          <w:lang w:val="en-US"/>
+        </w:rPr>
+        <w:t xml:space="preserve">and a truthful lip is one that endures forever. </w:t>
       </w:r>
       <w:r>
         <w:t xml:space="preserve">  </w:t>
@@ -4400,15 +5426,21 @@
           <w:b w:val="0"/>
           <w:sz w:val="19"/>
           <w:rtl w:val="1"/>
+          <w:szCs w:val="19"/>
+          <w:bCs w:val="0"/>
+          <w:lang w:val="he-IL" w:bidi="he-IL"/>
         </w:rPr>
         <w:t xml:space="preserve">עַד כָּאן מִכְּתַב יַד קָדְשׁוֹ. </w:t>
       </w:r>
       <w:r>
         <w:rPr>
           <w:rFonts w:ascii="Times New Roman" w:hAnsi="Times New Roman" w:eastAsia="Times New Roman" w:cs="Times New Roman"/>
-          <w:b/>
+          <w:b w:val="1"/>
           <w:sz w:val="19"/>
           <w:rtl w:val="0"/>
+          <w:szCs w:val="19"/>
+          <w:bCs w:val="1"/>
+          <w:lang w:val="en-US"/>
         </w:rPr>
         <w:t xml:space="preserve">Until here from his holy handwriting. </w:t>
       </w:r>
